--- a/06-学生侧材料/讲义/化学原理/酸碱理论-超级充实版（自学完整）.docx
+++ b/06-学生侧材料/讲义/化学原理/酸碱理论-超级充实版（自学完整）.docx
@@ -3,6 +3,101 @@
 <w:document xmlns:w="http://schemas.openxmlformats.org/wordprocessingml/2006/main" xmlns:m="http://schemas.openxmlformats.org/officeDocument/2006/math" xmlns:r="http://schemas.openxmlformats.org/officeDocument/2006/relationships" xmlns:o="urn:schemas-microsoft-com:office:office" xmlns:v="urn:schemas-microsoft-com:vml" xmlns:w10="urn:schemas-microsoft-com:office:word" xmlns:a="http://schemas.openxmlformats.org/drawingml/2006/main" xmlns:pic="http://schemas.openxmlformats.org/drawingml/2006/picture" xmlns:wp="http://schemas.openxmlformats.org/drawingml/2006/wordprocessingDrawing">
   <w:body>
     <w:bookmarkStart w:id="70" w:name="酸碱理论"/>
+    <w:p>
+      <w:pPr>
+        <w:spacing w:after="1800" w:before="1200" w:line="276" w:lineRule="auto"/>
+        <w:jc w:val="center"/>
+      </w:pPr>
+    </w:p>
+    <w:p>
+      <w:pPr>
+        <w:spacing w:after="320" w:before="0" w:line="276" w:lineRule="auto"/>
+        <w:jc w:val="center"/>
+      </w:pPr>
+      <w:r>
+        <w:rPr>
+          <w:rFonts w:ascii="Times New Roman" w:hAnsi="Times New Roman" w:eastAsia="SimHei" w:cs="Times New Roman"/>
+          <w:b/>
+          <w:color w:val="17324D"/>
+          <w:sz w:val="64"/>
+        </w:rPr>
+        <w:t>化学竞赛习题册</w:t>
+      </w:r>
+    </w:p>
+    <w:p>
+      <w:pPr>
+        <w:spacing w:after="120" w:before="0" w:line="276" w:lineRule="auto"/>
+        <w:jc w:val="center"/>
+      </w:pPr>
+      <w:r>
+        <w:rPr>
+          <w:rFonts w:ascii="Times New Roman" w:hAnsi="Times New Roman" w:eastAsia="SimHei" w:cs="Times New Roman"/>
+          <w:b w:val="0"/>
+          <w:color w:val="5B6975"/>
+          <w:sz w:val="32"/>
+        </w:rPr>
+        <w:t>化学原理</w:t>
+      </w:r>
+    </w:p>
+    <w:p>
+      <w:pPr>
+        <w:spacing w:after="600" w:before="0" w:line="276" w:lineRule="auto"/>
+        <w:jc w:val="center"/>
+      </w:pPr>
+      <w:r>
+        <w:rPr>
+          <w:rFonts w:ascii="Times New Roman" w:hAnsi="Times New Roman" w:eastAsia="SimHei" w:cs="Times New Roman"/>
+          <w:b/>
+          <w:color w:val="17324D"/>
+          <w:sz w:val="44"/>
+        </w:rPr>
+        <w:t>酸碱理论</w:t>
+      </w:r>
+    </w:p>
+    <w:p>
+      <w:pPr>
+        <w:spacing w:after="600" w:before="120" w:line="276" w:lineRule="auto"/>
+        <w:jc w:val="center"/>
+        <w:pBdr>
+          <w:bottom w:val="single" w:sz="8" w:space="4" w:color="4A6577"/>
+        </w:pBdr>
+      </w:pPr>
+    </w:p>
+    <w:p>
+      <w:pPr>
+        <w:spacing w:after="160" w:before="0" w:line="276" w:lineRule="auto"/>
+        <w:jc w:val="center"/>
+      </w:pPr>
+      <w:r>
+        <w:rPr>
+          <w:rFonts w:ascii="Times New Roman" w:hAnsi="Times New Roman" w:eastAsia="FangSong" w:cs="Times New Roman"/>
+          <w:b w:val="0"/>
+          <w:color w:val="5B6975"/>
+          <w:sz w:val="24"/>
+        </w:rPr>
+        <w:t>日期</w:t>
+      </w:r>
+      <w:r>
+        <w:rPr>
+          <w:rFonts w:ascii="Times New Roman" w:hAnsi="Times New Roman" w:eastAsia="Times New Roman" w:cs="Times New Roman"/>
+          <w:b w:val="0"/>
+          <w:color w:val="5B6975"/>
+          <w:sz w:val="24"/>
+        </w:rPr>
+        <w:t>：2026-09-10</w:t>
+      </w:r>
+    </w:p>
+    <w:p>
+      <w:pPr>
+        <w:jc w:val="center"/>
+      </w:pPr>
+      <w:r>
+        <w:rPr>
+          <w:rFonts w:ascii="Times New Roman" w:hAnsi="Times New Roman" w:eastAsia="Times New Roman" w:cs="Times New Roman"/>
+        </w:rPr>
+        <w:br w:type="page"/>
+      </w:r>
+    </w:p>
     <w:p>
       <w:pPr>
         <w:pStyle w:val="Heading1"/>

--- a/06-学生侧材料/讲义/化学原理/酸碱理论-超级充实版（自学完整）.docx
+++ b/06-学生侧材料/讲义/化学原理/酸碱理论-超级充实版（自学完整）.docx
@@ -3,101 +3,6 @@
 <w:document xmlns:w="http://schemas.openxmlformats.org/wordprocessingml/2006/main" xmlns:m="http://schemas.openxmlformats.org/officeDocument/2006/math" xmlns:r="http://schemas.openxmlformats.org/officeDocument/2006/relationships" xmlns:o="urn:schemas-microsoft-com:office:office" xmlns:v="urn:schemas-microsoft-com:vml" xmlns:w10="urn:schemas-microsoft-com:office:word" xmlns:a="http://schemas.openxmlformats.org/drawingml/2006/main" xmlns:pic="http://schemas.openxmlformats.org/drawingml/2006/picture" xmlns:wp="http://schemas.openxmlformats.org/drawingml/2006/wordprocessingDrawing">
   <w:body>
     <w:bookmarkStart w:id="70" w:name="酸碱理论"/>
-    <w:p>
-      <w:pPr>
-        <w:spacing w:after="1800" w:before="1200" w:line="276" w:lineRule="auto"/>
-        <w:jc w:val="center"/>
-      </w:pPr>
-    </w:p>
-    <w:p>
-      <w:pPr>
-        <w:spacing w:after="320" w:before="0" w:line="276" w:lineRule="auto"/>
-        <w:jc w:val="center"/>
-      </w:pPr>
-      <w:r>
-        <w:rPr>
-          <w:rFonts w:ascii="Times New Roman" w:hAnsi="Times New Roman" w:eastAsia="SimHei" w:cs="Times New Roman"/>
-          <w:b/>
-          <w:color w:val="17324D"/>
-          <w:sz w:val="64"/>
-        </w:rPr>
-        <w:t>化学竞赛习题册</w:t>
-      </w:r>
-    </w:p>
-    <w:p>
-      <w:pPr>
-        <w:spacing w:after="120" w:before="0" w:line="276" w:lineRule="auto"/>
-        <w:jc w:val="center"/>
-      </w:pPr>
-      <w:r>
-        <w:rPr>
-          <w:rFonts w:ascii="Times New Roman" w:hAnsi="Times New Roman" w:eastAsia="SimHei" w:cs="Times New Roman"/>
-          <w:b w:val="0"/>
-          <w:color w:val="5B6975"/>
-          <w:sz w:val="32"/>
-        </w:rPr>
-        <w:t>化学原理</w:t>
-      </w:r>
-    </w:p>
-    <w:p>
-      <w:pPr>
-        <w:spacing w:after="600" w:before="0" w:line="276" w:lineRule="auto"/>
-        <w:jc w:val="center"/>
-      </w:pPr>
-      <w:r>
-        <w:rPr>
-          <w:rFonts w:ascii="Times New Roman" w:hAnsi="Times New Roman" w:eastAsia="SimHei" w:cs="Times New Roman"/>
-          <w:b/>
-          <w:color w:val="17324D"/>
-          <w:sz w:val="44"/>
-        </w:rPr>
-        <w:t>酸碱理论</w:t>
-      </w:r>
-    </w:p>
-    <w:p>
-      <w:pPr>
-        <w:spacing w:after="600" w:before="120" w:line="276" w:lineRule="auto"/>
-        <w:jc w:val="center"/>
-        <w:pBdr>
-          <w:bottom w:val="single" w:sz="8" w:space="4" w:color="4A6577"/>
-        </w:pBdr>
-      </w:pPr>
-    </w:p>
-    <w:p>
-      <w:pPr>
-        <w:spacing w:after="160" w:before="0" w:line="276" w:lineRule="auto"/>
-        <w:jc w:val="center"/>
-      </w:pPr>
-      <w:r>
-        <w:rPr>
-          <w:rFonts w:ascii="Times New Roman" w:hAnsi="Times New Roman" w:eastAsia="FangSong" w:cs="Times New Roman"/>
-          <w:b w:val="0"/>
-          <w:color w:val="5B6975"/>
-          <w:sz w:val="24"/>
-        </w:rPr>
-        <w:t>日期</w:t>
-      </w:r>
-      <w:r>
-        <w:rPr>
-          <w:rFonts w:ascii="Times New Roman" w:hAnsi="Times New Roman" w:eastAsia="Times New Roman" w:cs="Times New Roman"/>
-          <w:b w:val="0"/>
-          <w:color w:val="5B6975"/>
-          <w:sz w:val="24"/>
-        </w:rPr>
-        <w:t>：2026-09-10</w:t>
-      </w:r>
-    </w:p>
-    <w:p>
-      <w:pPr>
-        <w:jc w:val="center"/>
-      </w:pPr>
-      <w:r>
-        <w:rPr>
-          <w:rFonts w:ascii="Times New Roman" w:hAnsi="Times New Roman" w:eastAsia="Times New Roman" w:cs="Times New Roman"/>
-        </w:rPr>
-        <w:br w:type="page"/>
-      </w:r>
-    </w:p>
     <w:p>
       <w:pPr>
         <w:pStyle w:val="Heading1"/>

--- a/06-学生侧材料/讲义/化学原理/酸碱理论-超级充实版（自学完整）.docx
+++ b/06-学生侧材料/讲义/化学原理/酸碱理论-超级充实版（自学完整）.docx
@@ -2211,24 +2211,37 @@
               <w:pStyle w:val="Compact"/>
               <w:jc w:val="center"/>
             </w:pPr>
-            <w:r>
-              <w:rPr>
-                <w:rFonts w:ascii="Times New Roman" w:hAnsi="Times New Roman" w:eastAsia="Times New Roman" w:cs="Times New Roman"/>
-              </w:rPr>
-              <w:t>H</w:t>
-            </w:r>
-            <w:r>
-              <w:rPr>
-                <w:rFonts w:ascii="Times New Roman" w:hAnsi="Times New Roman" w:eastAsia="Times New Roman" w:cs="Times New Roman"/>
-                <w:vertAlign w:val="subscript"/>
-              </w:rPr>
-              <w:t>3</w:t>
-            </w:r>
-            <w:r>
-              <w:rPr>
-                <w:rFonts w:ascii="Times New Roman" w:hAnsi="Times New Roman" w:eastAsia="Times New Roman" w:cs="Times New Roman"/>
-              </w:rPr>
-              <w:t>O^{+}</w:t>
+            <m:oMath>
+              <m:r>
+                <m:t>H</m:t>
+              </m:r>
+              <m:r>
+                <m:rPr>
+                  <m:sty m:val="p"/>
+                </m:rPr>
+                <m:t>₃</m:t>
+              </m:r>
+              <m:sSup>
+                <m:e>
+                  <m:r>
+                    <m:t>O</m:t>
+                  </m:r>
+                </m:e>
+                <m:sup>
+                  <m:r>
+                    <m:rPr>
+                      <m:sty m:val="p"/>
+                    </m:rPr>
+                    <m:t>+</m:t>
+                  </m:r>
+                </m:sup>
+              </m:sSup>
+            </m:oMath>
+            <w:r>
+              <w:rPr>
+                <w:rFonts w:ascii="Times New Roman" w:hAnsi="Times New Roman" w:eastAsia="Times New Roman" w:cs="Times New Roman"/>
+              </w:rPr>
+              <w:t xml:space="preserve">​</w:t>
             </w:r>
           </w:p>
         </w:tc>
@@ -3925,20 +3938,51 @@
               <w:rPr>
                 <w:rFonts w:ascii="Times New Roman" w:hAnsi="Times New Roman" w:eastAsia="Times New Roman" w:cs="Times New Roman"/>
               </w:rPr>
-              <w:t>O ⇌ H</w:t>
-            </w:r>
-            <w:r>
-              <w:rPr>
-                <w:rFonts w:ascii="Times New Roman" w:hAnsi="Times New Roman" w:eastAsia="Times New Roman" w:cs="Times New Roman"/>
-                <w:vertAlign w:val="subscript"/>
-              </w:rPr>
-              <w:t>3</w:t>
-            </w:r>
-            <w:r>
-              <w:rPr>
-                <w:rFonts w:ascii="Times New Roman" w:hAnsi="Times New Roman" w:eastAsia="Times New Roman" w:cs="Times New Roman"/>
-              </w:rPr>
-              <w:t>O^{+} + Ac^{-}</w:t>
+              <w:t>O ⇌</w:t>
+            </w:r>
+            <w:r>
+              <w:rPr>
+                <w:rFonts w:ascii="Times New Roman" w:hAnsi="Times New Roman" w:eastAsia="Times New Roman" w:cs="Times New Roman"/>
+              </w:rPr>
+              <w:t xml:space="preserve"> </w:t>
+            </w:r>
+            <m:oMath>
+              <m:r>
+                <m:t>H</m:t>
+              </m:r>
+              <m:r>
+                <m:rPr>
+                  <m:sty m:val="p"/>
+                </m:rPr>
+                <m:t>₃</m:t>
+              </m:r>
+              <m:sSup>
+                <m:e>
+                  <m:r>
+                    <m:t>O</m:t>
+                  </m:r>
+                </m:e>
+                <m:sup>
+                  <m:r>
+                    <m:rPr>
+                      <m:sty m:val="p"/>
+                    </m:rPr>
+                    <m:t>+</m:t>
+                  </m:r>
+                </m:sup>
+              </m:sSup>
+            </m:oMath>
+            <w:r>
+              <w:rPr>
+                <w:rFonts w:ascii="Times New Roman" w:hAnsi="Times New Roman" w:eastAsia="Times New Roman" w:cs="Times New Roman"/>
+              </w:rPr>
+              <w:t xml:space="preserve"> </w:t>
+            </w:r>
+            <w:r>
+              <w:rPr>
+                <w:rFonts w:ascii="Times New Roman" w:hAnsi="Times New Roman" w:eastAsia="Times New Roman" w:cs="Times New Roman"/>
+              </w:rPr>
+              <w:t xml:space="preserve">+ Ac^{-}</w:t>
             </w:r>
           </w:p>
         </w:tc>
@@ -4319,20 +4363,39 @@
         <w:rPr>
           <w:rFonts w:ascii="Times New Roman" w:hAnsi="Times New Roman" w:eastAsia="Times New Roman" w:cs="Times New Roman"/>
         </w:rPr>
-        <w:t xml:space="preserve"> H</w:t>
-      </w:r>
-      <w:r>
-        <w:rPr>
-          <w:rFonts w:ascii="Times New Roman" w:hAnsi="Times New Roman" w:eastAsia="Times New Roman" w:cs="Times New Roman"/>
-          <w:vertAlign w:val="subscript"/>
-        </w:rPr>
-        <w:t>3</w:t>
-      </w:r>
-      <w:r>
-        <w:rPr>
-          <w:rFonts w:ascii="Times New Roman" w:hAnsi="Times New Roman" w:eastAsia="Times New Roman" w:cs="Times New Roman"/>
-        </w:rPr>
-        <w:t xml:space="preserve">O^{+} </w:t>
+        <w:t xml:space="preserve"> </w:t>
+      </w:r>
+      <m:oMath>
+        <m:r>
+          <m:t>H</m:t>
+        </m:r>
+        <m:r>
+          <m:rPr>
+            <m:sty m:val="p"/>
+          </m:rPr>
+          <m:t>₃</m:t>
+        </m:r>
+        <m:sSup>
+          <m:e>
+            <m:r>
+              <m:t>O</m:t>
+            </m:r>
+          </m:e>
+          <m:sup>
+            <m:r>
+              <m:rPr>
+                <m:sty m:val="p"/>
+              </m:rPr>
+              <m:t>+</m:t>
+            </m:r>
+          </m:sup>
+        </m:sSup>
+      </m:oMath>
+      <w:r>
+        <w:rPr>
+          <w:rFonts w:ascii="Times New Roman" w:hAnsi="Times New Roman" w:eastAsia="Times New Roman" w:cs="Times New Roman"/>
+        </w:rPr>
+        <w:t xml:space="preserve"> </w:t>
       </w:r>
       <w:r>
         <w:rPr>
@@ -4368,20 +4431,39 @@
         <w:rPr>
           <w:rFonts w:ascii="Times New Roman" w:hAnsi="Times New Roman" w:eastAsia="Times New Roman" w:cs="Times New Roman"/>
         </w:rPr>
-        <w:t xml:space="preserve"> H</w:t>
-      </w:r>
-      <w:r>
-        <w:rPr>
-          <w:rFonts w:ascii="Times New Roman" w:hAnsi="Times New Roman" w:eastAsia="Times New Roman" w:cs="Times New Roman"/>
-          <w:vertAlign w:val="subscript"/>
-        </w:rPr>
-        <w:t>3</w:t>
-      </w:r>
-      <w:r>
-        <w:rPr>
-          <w:rFonts w:ascii="Times New Roman" w:hAnsi="Times New Roman" w:eastAsia="Times New Roman" w:cs="Times New Roman"/>
-        </w:rPr>
-        <w:t xml:space="preserve">O^{+} </w:t>
+        <w:t xml:space="preserve"> </w:t>
+      </w:r>
+      <m:oMath>
+        <m:r>
+          <m:t>H</m:t>
+        </m:r>
+        <m:r>
+          <m:rPr>
+            <m:sty m:val="p"/>
+          </m:rPr>
+          <m:t>₃</m:t>
+        </m:r>
+        <m:sSup>
+          <m:e>
+            <m:r>
+              <m:t>O</m:t>
+            </m:r>
+          </m:e>
+          <m:sup>
+            <m:r>
+              <m:rPr>
+                <m:sty m:val="p"/>
+              </m:rPr>
+              <m:t>+</m:t>
+            </m:r>
+          </m:sup>
+        </m:sSup>
+      </m:oMath>
+      <w:r>
+        <w:rPr>
+          <w:rFonts w:ascii="Times New Roman" w:hAnsi="Times New Roman" w:eastAsia="Times New Roman" w:cs="Times New Roman"/>
+        </w:rPr>
+        <w:t xml:space="preserve"> </w:t>
       </w:r>
       <w:r>
         <w:rPr>
@@ -4838,24 +4920,37 @@
         </w:rPr>
         <w:t xml:space="preserve"> </w:t>
       </w:r>
-      <w:r>
-        <w:rPr>
-          <w:rFonts w:hint="eastAsia" w:ascii="Times New Roman" w:hAnsi="Times New Roman" w:eastAsia="Times New Roman" w:cs="Times New Roman"/>
-        </w:rPr>
-        <w:t>H</w:t>
-      </w:r>
-      <w:r>
-        <w:rPr>
-          <w:rFonts w:hint="eastAsia" w:ascii="Times New Roman" w:hAnsi="Times New Roman" w:eastAsia="Times New Roman" w:cs="Times New Roman"/>
-          <w:vertAlign w:val="subscript"/>
-        </w:rPr>
-        <w:t>3</w:t>
-      </w:r>
-      <w:r>
-        <w:rPr>
-          <w:rFonts w:hint="eastAsia" w:ascii="Times New Roman" w:hAnsi="Times New Roman" w:eastAsia="Times New Roman" w:cs="Times New Roman"/>
-        </w:rPr>
-        <w:t>O^{+}。</w:t>
+      <m:oMath>
+        <m:r>
+          <m:t>H</m:t>
+        </m:r>
+        <m:r>
+          <m:rPr>
+            <m:sty m:val="p"/>
+          </m:rPr>
+          <m:t>₃</m:t>
+        </m:r>
+        <m:sSup>
+          <m:e>
+            <m:r>
+              <m:t>O</m:t>
+            </m:r>
+          </m:e>
+          <m:sup>
+            <m:r>
+              <m:rPr>
+                <m:sty m:val="p"/>
+              </m:rPr>
+              <m:t>+</m:t>
+            </m:r>
+          </m:sup>
+        </m:sSup>
+      </m:oMath>
+      <w:r>
+        <w:rPr>
+          <w:rFonts w:hint="eastAsia" w:ascii="Times New Roman" w:hAnsi="Times New Roman" w:eastAsia="Times New Roman" w:cs="Times New Roman"/>
+        </w:rPr>
+        <w:t>。</w:t>
       </w:r>
       <w:r>
         <w:rPr>
@@ -5708,11 +5803,40 @@
         </w:rPr>
         <w:t xml:space="preserve"> </w:t>
       </w:r>
-      <w:r>
-        <w:rPr>
-          <w:rFonts w:hint="eastAsia" w:ascii="Times New Roman" w:hAnsi="Times New Roman" w:eastAsia="Times New Roman" w:cs="Times New Roman"/>
-        </w:rPr>
-        <w:t xml:space="preserve">HA/A^{-}：</w:t>
+      <m:oMath>
+        <m:r>
+          <m:t>H</m:t>
+        </m:r>
+        <m:r>
+          <m:t>A</m:t>
+        </m:r>
+        <m:r>
+          <m:rPr>
+            <m:sty m:val="p"/>
+          </m:rPr>
+          <m:t>/</m:t>
+        </m:r>
+        <m:sSup>
+          <m:e>
+            <m:r>
+              <m:t>A</m:t>
+            </m:r>
+          </m:e>
+          <m:sup>
+            <m:r>
+              <m:rPr>
+                <m:sty m:val="p"/>
+              </m:rPr>
+              <m:t>−</m:t>
+            </m:r>
+          </m:sup>
+        </m:sSup>
+      </m:oMath>
+      <w:r>
+        <w:rPr>
+          <w:rFonts w:hint="eastAsia" w:ascii="Times New Roman" w:hAnsi="Times New Roman" w:eastAsia="Times New Roman" w:cs="Times New Roman"/>
+        </w:rPr>
+        <w:t xml:space="preserve">：</w:t>
       </w:r>
     </w:p>
     <w:p>
@@ -7084,13 +7208,39 @@
         <w:rPr>
           <w:rFonts w:ascii="Times New Roman" w:hAnsi="Times New Roman" w:eastAsia="Times New Roman" w:cs="Times New Roman"/>
         </w:rPr>
-        <w:t xml:space="preserve">Ka &lt; </w:t>
-      </w:r>
-      <w:r>
-        <w:rPr>
-          <w:rFonts w:hint="eastAsia" w:ascii="Times New Roman" w:hAnsi="Times New Roman" w:eastAsia="Times New Roman" w:cs="Times New Roman"/>
-        </w:rPr>
-        <w:t>10^{-3}：</w:t>
+        <w:t xml:space="preserve">Ka &lt;</w:t>
+      </w:r>
+      <w:r>
+        <w:rPr>
+          <w:rFonts w:ascii="Times New Roman" w:hAnsi="Times New Roman" w:eastAsia="Times New Roman" w:cs="Times New Roman"/>
+        </w:rPr>
+        <w:t xml:space="preserve"> </w:t>
+      </w:r>
+      <m:oMath>
+        <m:sSup>
+          <m:e>
+            <m:r>
+              <m:t>10</m:t>
+            </m:r>
+          </m:e>
+          <m:sup>
+            <m:r>
+              <m:rPr>
+                <m:sty m:val="p"/>
+              </m:rPr>
+              <m:t>−</m:t>
+            </m:r>
+            <m:r>
+              <m:t>3</m:t>
+            </m:r>
+          </m:sup>
+        </m:sSup>
+      </m:oMath>
+      <w:r>
+        <w:rPr>
+          <w:rFonts w:hint="eastAsia" w:ascii="Times New Roman" w:hAnsi="Times New Roman" w:eastAsia="Times New Roman" w:cs="Times New Roman"/>
+        </w:rPr>
+        <w:t>：</w:t>
       </w:r>
       <w:r>
         <w:rPr>
@@ -7111,13 +7261,39 @@
         <w:rPr>
           <w:rFonts w:ascii="Times New Roman" w:hAnsi="Times New Roman" w:eastAsia="Times New Roman" w:cs="Times New Roman"/>
         </w:rPr>
-        <w:t xml:space="preserve">Ka &lt; </w:t>
-      </w:r>
-      <w:r>
-        <w:rPr>
-          <w:rFonts w:hint="eastAsia" w:ascii="Times New Roman" w:hAnsi="Times New Roman" w:eastAsia="Times New Roman" w:cs="Times New Roman"/>
-        </w:rPr>
-        <w:t>10^{-7}：</w:t>
+        <w:t xml:space="preserve">Ka &lt;</w:t>
+      </w:r>
+      <w:r>
+        <w:rPr>
+          <w:rFonts w:ascii="Times New Roman" w:hAnsi="Times New Roman" w:eastAsia="Times New Roman" w:cs="Times New Roman"/>
+        </w:rPr>
+        <w:t xml:space="preserve"> </w:t>
+      </w:r>
+      <m:oMath>
+        <m:sSup>
+          <m:e>
+            <m:r>
+              <m:t>10</m:t>
+            </m:r>
+          </m:e>
+          <m:sup>
+            <m:r>
+              <m:rPr>
+                <m:sty m:val="p"/>
+              </m:rPr>
+              <m:t>−</m:t>
+            </m:r>
+            <m:r>
+              <m:t>7</m:t>
+            </m:r>
+          </m:sup>
+        </m:sSup>
+      </m:oMath>
+      <w:r>
+        <w:rPr>
+          <w:rFonts w:hint="eastAsia" w:ascii="Times New Roman" w:hAnsi="Times New Roman" w:eastAsia="Times New Roman" w:cs="Times New Roman"/>
+        </w:rPr>
+        <w:t>：</w:t>
       </w:r>
       <w:r>
         <w:rPr>
@@ -8627,21 +8803,40 @@
         <w:rPr>
           <w:rFonts w:ascii="Times New Roman" w:hAnsi="Times New Roman" w:eastAsia="Times New Roman" w:cs="Times New Roman"/>
         </w:rPr>
-        <w:t xml:space="preserve"> Kw = </w:t>
-      </w:r>
-      <w:r>
-        <w:rPr>
-          <w:rFonts w:hint="eastAsia" w:ascii="Times New Roman" w:hAnsi="Times New Roman" w:eastAsia="Times New Roman" w:cs="Times New Roman"/>
-        </w:rPr>
-        <w:t>10^{-1}</w:t>
-      </w:r>
-      <w:r>
-        <w:rPr>
-          <w:rFonts w:hint="eastAsia" w:ascii="Times New Roman" w:hAnsi="Times New Roman" w:eastAsia="Times New Roman" w:cs="Times New Roman"/>
-          <w:vertAlign w:val="superscript"/>
-        </w:rPr>
-        <w:t>4</w:t>
-      </w:r>
+        <w:t xml:space="preserve"> Kw =</w:t>
+      </w:r>
+      <w:r>
+        <w:rPr>
+          <w:rFonts w:ascii="Times New Roman" w:hAnsi="Times New Roman" w:eastAsia="Times New Roman" w:cs="Times New Roman"/>
+        </w:rPr>
+        <w:t xml:space="preserve"> </w:t>
+      </w:r>
+      <m:oMath>
+        <m:sSup>
+          <m:e>
+            <m:r>
+              <m:t>10</m:t>
+            </m:r>
+          </m:e>
+          <m:sup>
+            <m:r>
+              <m:rPr>
+                <m:sty m:val="p"/>
+              </m:rPr>
+              <m:t>−</m:t>
+            </m:r>
+            <m:r>
+              <m:t>1</m:t>
+            </m:r>
+          </m:sup>
+        </m:sSup>
+        <m:r>
+          <m:rPr>
+            <m:sty m:val="p"/>
+          </m:rPr>
+          <m:t>⁴</m:t>
+        </m:r>
+      </m:oMath>
       <w:r>
         <w:rPr>
           <w:rFonts w:hint="eastAsia" w:ascii="Times New Roman" w:hAnsi="Times New Roman" w:eastAsia="Times New Roman" w:cs="Times New Roman"/>
@@ -11012,8 +11207,34 @@
               <w:rPr>
                 <w:rFonts w:ascii="Times New Roman" w:hAnsi="Times New Roman" w:eastAsia="Times New Roman" w:cs="Times New Roman"/>
               </w:rPr>
-              <w:t xml:space="preserve">0.114 × 10^{-14}</w:t>
-            </w:r>
+              <w:t xml:space="preserve">0.114 ×</w:t>
+            </w:r>
+            <w:r>
+              <w:rPr>
+                <w:rFonts w:ascii="Times New Roman" w:hAnsi="Times New Roman" w:eastAsia="Times New Roman" w:cs="Times New Roman"/>
+              </w:rPr>
+              <w:t xml:space="preserve"> </w:t>
+            </w:r>
+            <m:oMath>
+              <m:sSup>
+                <m:e>
+                  <m:r>
+                    <m:t>10</m:t>
+                  </m:r>
+                </m:e>
+                <m:sup>
+                  <m:r>
+                    <m:rPr>
+                      <m:sty m:val="p"/>
+                    </m:rPr>
+                    <m:t>−</m:t>
+                  </m:r>
+                  <m:r>
+                    <m:t>14</m:t>
+                  </m:r>
+                </m:sup>
+              </m:sSup>
+            </m:oMath>
           </w:p>
         </w:tc>
       </w:tr>
@@ -11044,8 +11265,34 @@
               <w:rPr>
                 <w:rFonts w:ascii="Times New Roman" w:hAnsi="Times New Roman" w:eastAsia="Times New Roman" w:cs="Times New Roman"/>
               </w:rPr>
-              <w:t xml:space="preserve">0.293 × 10^{-14}</w:t>
-            </w:r>
+              <w:t xml:space="preserve">0.293 ×</w:t>
+            </w:r>
+            <w:r>
+              <w:rPr>
+                <w:rFonts w:ascii="Times New Roman" w:hAnsi="Times New Roman" w:eastAsia="Times New Roman" w:cs="Times New Roman"/>
+              </w:rPr>
+              <w:t xml:space="preserve"> </w:t>
+            </w:r>
+            <m:oMath>
+              <m:sSup>
+                <m:e>
+                  <m:r>
+                    <m:t>10</m:t>
+                  </m:r>
+                </m:e>
+                <m:sup>
+                  <m:r>
+                    <m:rPr>
+                      <m:sty m:val="p"/>
+                    </m:rPr>
+                    <m:t>−</m:t>
+                  </m:r>
+                  <m:r>
+                    <m:t>14</m:t>
+                  </m:r>
+                </m:sup>
+              </m:sSup>
+            </m:oMath>
           </w:p>
         </w:tc>
       </w:tr>
@@ -11076,8 +11323,34 @@
               <w:rPr>
                 <w:rFonts w:ascii="Times New Roman" w:hAnsi="Times New Roman" w:eastAsia="Times New Roman" w:cs="Times New Roman"/>
               </w:rPr>
-              <w:t xml:space="preserve">0.681 × 10^{-14}</w:t>
-            </w:r>
+              <w:t xml:space="preserve">0.681 ×</w:t>
+            </w:r>
+            <w:r>
+              <w:rPr>
+                <w:rFonts w:ascii="Times New Roman" w:hAnsi="Times New Roman" w:eastAsia="Times New Roman" w:cs="Times New Roman"/>
+              </w:rPr>
+              <w:t xml:space="preserve"> </w:t>
+            </w:r>
+            <m:oMath>
+              <m:sSup>
+                <m:e>
+                  <m:r>
+                    <m:t>10</m:t>
+                  </m:r>
+                </m:e>
+                <m:sup>
+                  <m:r>
+                    <m:rPr>
+                      <m:sty m:val="p"/>
+                    </m:rPr>
+                    <m:t>−</m:t>
+                  </m:r>
+                  <m:r>
+                    <m:t>14</m:t>
+                  </m:r>
+                </m:sup>
+              </m:sSup>
+            </m:oMath>
           </w:p>
         </w:tc>
       </w:tr>
@@ -11108,8 +11381,34 @@
               <w:rPr>
                 <w:rFonts w:ascii="Times New Roman" w:hAnsi="Times New Roman" w:eastAsia="Times New Roman" w:cs="Times New Roman"/>
               </w:rPr>
-              <w:t xml:space="preserve">1.00 × 10^{-14}</w:t>
-            </w:r>
+              <w:t xml:space="preserve">1.00 ×</w:t>
+            </w:r>
+            <w:r>
+              <w:rPr>
+                <w:rFonts w:ascii="Times New Roman" w:hAnsi="Times New Roman" w:eastAsia="Times New Roman" w:cs="Times New Roman"/>
+              </w:rPr>
+              <w:t xml:space="preserve"> </w:t>
+            </w:r>
+            <m:oMath>
+              <m:sSup>
+                <m:e>
+                  <m:r>
+                    <m:t>10</m:t>
+                  </m:r>
+                </m:e>
+                <m:sup>
+                  <m:r>
+                    <m:rPr>
+                      <m:sty m:val="p"/>
+                    </m:rPr>
+                    <m:t>−</m:t>
+                  </m:r>
+                  <m:r>
+                    <m:t>14</m:t>
+                  </m:r>
+                </m:sup>
+              </m:sSup>
+            </m:oMath>
           </w:p>
         </w:tc>
       </w:tr>
@@ -11140,8 +11439,34 @@
               <w:rPr>
                 <w:rFonts w:ascii="Times New Roman" w:hAnsi="Times New Roman" w:eastAsia="Times New Roman" w:cs="Times New Roman"/>
               </w:rPr>
-              <w:t xml:space="preserve">2.42 × 10^{-14}</w:t>
-            </w:r>
+              <w:t xml:space="preserve">2.42 ×</w:t>
+            </w:r>
+            <w:r>
+              <w:rPr>
+                <w:rFonts w:ascii="Times New Roman" w:hAnsi="Times New Roman" w:eastAsia="Times New Roman" w:cs="Times New Roman"/>
+              </w:rPr>
+              <w:t xml:space="preserve"> </w:t>
+            </w:r>
+            <m:oMath>
+              <m:sSup>
+                <m:e>
+                  <m:r>
+                    <m:t>10</m:t>
+                  </m:r>
+                </m:e>
+                <m:sup>
+                  <m:r>
+                    <m:rPr>
+                      <m:sty m:val="p"/>
+                    </m:rPr>
+                    <m:t>−</m:t>
+                  </m:r>
+                  <m:r>
+                    <m:t>14</m:t>
+                  </m:r>
+                </m:sup>
+              </m:sSup>
+            </m:oMath>
           </w:p>
         </w:tc>
       </w:tr>
@@ -11172,8 +11497,34 @@
               <w:rPr>
                 <w:rFonts w:ascii="Times New Roman" w:hAnsi="Times New Roman" w:eastAsia="Times New Roman" w:cs="Times New Roman"/>
               </w:rPr>
-              <w:t xml:space="preserve">5.47 × 10^{-14}</w:t>
-            </w:r>
+              <w:t xml:space="preserve">5.47 ×</w:t>
+            </w:r>
+            <w:r>
+              <w:rPr>
+                <w:rFonts w:ascii="Times New Roman" w:hAnsi="Times New Roman" w:eastAsia="Times New Roman" w:cs="Times New Roman"/>
+              </w:rPr>
+              <w:t xml:space="preserve"> </w:t>
+            </w:r>
+            <m:oMath>
+              <m:sSup>
+                <m:e>
+                  <m:r>
+                    <m:t>10</m:t>
+                  </m:r>
+                </m:e>
+                <m:sup>
+                  <m:r>
+                    <m:rPr>
+                      <m:sty m:val="p"/>
+                    </m:rPr>
+                    <m:t>−</m:t>
+                  </m:r>
+                  <m:r>
+                    <m:t>14</m:t>
+                  </m:r>
+                </m:sup>
+              </m:sSup>
+            </m:oMath>
           </w:p>
         </w:tc>
       </w:tr>
@@ -11204,8 +11555,34 @@
               <w:rPr>
                 <w:rFonts w:ascii="Times New Roman" w:hAnsi="Times New Roman" w:eastAsia="Times New Roman" w:cs="Times New Roman"/>
               </w:rPr>
-              <w:t xml:space="preserve">51.3 × 10^{-14}</w:t>
-            </w:r>
+              <w:t xml:space="preserve">51.3 ×</w:t>
+            </w:r>
+            <w:r>
+              <w:rPr>
+                <w:rFonts w:ascii="Times New Roman" w:hAnsi="Times New Roman" w:eastAsia="Times New Roman" w:cs="Times New Roman"/>
+              </w:rPr>
+              <w:t xml:space="preserve"> </w:t>
+            </w:r>
+            <m:oMath>
+              <m:sSup>
+                <m:e>
+                  <m:r>
+                    <m:t>10</m:t>
+                  </m:r>
+                </m:e>
+                <m:sup>
+                  <m:r>
+                    <m:rPr>
+                      <m:sty m:val="p"/>
+                    </m:rPr>
+                    <m:t>−</m:t>
+                  </m:r>
+                  <m:r>
+                    <m:t>14</m:t>
+                  </m:r>
+                </m:sup>
+              </m:sSup>
+            </m:oMath>
           </w:p>
         </w:tc>
       </w:tr>
@@ -11290,43 +11667,79 @@
       <w:r>
         <w:rPr>
           <w:rFonts w:hint="eastAsia" w:ascii="Times New Roman" w:hAnsi="Times New Roman" w:eastAsia="Times New Roman" w:cs="Times New Roman"/>
-          <w:b/>
-          <w:bCs/>
-        </w:rPr>
-        <w:t>37°C（</w:t>
-      </w:r>
-      <w:r>
-        <w:rPr>
-          <w:rFonts w:hint="eastAsia" w:ascii="Times New Roman" w:hAnsi="Times New Roman" w:eastAsia="FangSong" w:cs="Times New Roman"/>
-          <w:b/>
-          <w:bCs/>
+        </w:rPr>
+        <w:t>**37°C（</w:t>
+      </w:r>
+      <w:r>
+        <w:rPr>
+          <w:rFonts w:hint="eastAsia" w:ascii="Times New Roman" w:hAnsi="Times New Roman" w:eastAsia="FangSong" w:cs="Times New Roman"/>
         </w:rPr>
         <w:t>体温</w:t>
       </w:r>
       <w:r>
         <w:rPr>
           <w:rFonts w:hint="eastAsia" w:ascii="Times New Roman" w:hAnsi="Times New Roman" w:eastAsia="Times New Roman" w:cs="Times New Roman"/>
-          <w:b/>
-          <w:bCs/>
         </w:rPr>
         <w:t>）</w:t>
       </w:r>
       <w:r>
         <w:rPr>
           <w:rFonts w:hint="eastAsia" w:ascii="Times New Roman" w:hAnsi="Times New Roman" w:eastAsia="FangSong" w:cs="Times New Roman"/>
-          <w:b/>
-          <w:bCs/>
         </w:rPr>
         <w:t>时</w:t>
       </w:r>
       <w:r>
         <w:rPr>
           <w:rFonts w:ascii="Times New Roman" w:hAnsi="Times New Roman" w:eastAsia="Times New Roman" w:cs="Times New Roman"/>
-          <w:b/>
-          <w:bCs/>
-        </w:rPr>
-        <w:t xml:space="preserve"> Kw = 2.42 × 10^{-14}</w:t>
-      </w:r>
+        </w:rPr>
+        <w:t xml:space="preserve"> Kw = 2.42 ×</w:t>
+      </w:r>
+      <w:r>
+        <w:rPr>
+          <w:rFonts w:ascii="Times New Roman" w:hAnsi="Times New Roman" w:eastAsia="Times New Roman" w:cs="Times New Roman"/>
+        </w:rPr>
+        <w:t xml:space="preserve"> </w:t>
+      </w:r>
+      <m:oMath>
+        <m:oMathPr>
+          <m:ctrlPr>
+            <w:rPr>
+              <w:sz w:val="28"/>
+              <w:szCs w:val="28"/>
+            </w:rPr>
+          </m:ctrlPr>
+        </m:oMathPr>
+        <m:sSup>
+          <m:e>
+            <m:r>
+              <m:t>10</m:t>
+            </m:r>
+          </m:e>
+          <m:sup>
+            <m:r>
+              <m:rPr>
+                <m:sty m:val="p"/>
+              </m:rPr>
+              <m:t>−</m:t>
+            </m:r>
+            <m:r>
+              <m:t>14</m:t>
+            </m:r>
+          </m:sup>
+        </m:sSup>
+        <m:r>
+          <m:rPr>
+            <m:sty m:val="p"/>
+          </m:rPr>
+          <m:t>*</m:t>
+        </m:r>
+        <m:r>
+          <m:rPr>
+            <m:sty m:val="p"/>
+          </m:rPr>
+          <m:t>*</m:t>
+        </m:r>
+      </m:oMath>
       <w:r>
         <w:rPr>
           <w:rFonts w:hint="eastAsia" w:ascii="Times New Roman" w:hAnsi="Times New Roman" w:eastAsia="Times New Roman" w:cs="Times New Roman"/>
@@ -11521,20 +11934,39 @@
         <w:rPr>
           <w:rFonts w:ascii="Times New Roman" w:hAnsi="Times New Roman" w:eastAsia="Times New Roman" w:cs="Times New Roman"/>
         </w:rPr>
-        <w:t xml:space="preserve"> [H</w:t>
-      </w:r>
-      <w:r>
-        <w:rPr>
-          <w:rFonts w:ascii="Times New Roman" w:hAnsi="Times New Roman" w:eastAsia="Times New Roman" w:cs="Times New Roman"/>
-          <w:vertAlign w:val="subscript"/>
-        </w:rPr>
-        <w:t>3</w:t>
-      </w:r>
-      <w:r>
-        <w:rPr>
-          <w:rFonts w:ascii="Times New Roman" w:hAnsi="Times New Roman" w:eastAsia="Times New Roman" w:cs="Times New Roman"/>
-        </w:rPr>
-        <w:t xml:space="preserve">O^{+}] </w:t>
+        <w:t xml:space="preserve"> [</w:t>
+      </w:r>
+      <m:oMath>
+        <m:r>
+          <m:t>H</m:t>
+        </m:r>
+        <m:r>
+          <m:rPr>
+            <m:sty m:val="p"/>
+          </m:rPr>
+          <m:t>₃</m:t>
+        </m:r>
+        <m:sSup>
+          <m:e>
+            <m:r>
+              <m:t>O</m:t>
+            </m:r>
+          </m:e>
+          <m:sup>
+            <m:r>
+              <m:rPr>
+                <m:sty m:val="p"/>
+              </m:rPr>
+              <m:t>+</m:t>
+            </m:r>
+          </m:sup>
+        </m:sSup>
+      </m:oMath>
+      <w:r>
+        <w:rPr>
+          <w:rFonts w:ascii="Times New Roman" w:hAnsi="Times New Roman" w:eastAsia="Times New Roman" w:cs="Times New Roman"/>
+        </w:rPr>
+        <w:t xml:space="preserve">] </w:t>
       </w:r>
       <w:r>
         <w:rPr>
@@ -11576,22 +12008,40 @@
                 <w:rFonts w:ascii="Times New Roman" w:hAnsi="Times New Roman" w:eastAsia="Times New Roman" w:cs="Times New Roman"/>
                 <w:b/>
               </w:rPr>
-              <w:t>[H</w:t>
-            </w:r>
+              <w:t xml:space="preserve">[</w:t>
+            </w:r>
+            <m:oMath>
+              <m:r>
+                <m:t>H</m:t>
+              </m:r>
+              <m:r>
+                <m:rPr>
+                  <m:sty m:val="p"/>
+                </m:rPr>
+                <m:t>₃</m:t>
+              </m:r>
+              <m:sSup>
+                <m:e>
+                  <m:r>
+                    <m:t>O</m:t>
+                  </m:r>
+                </m:e>
+                <m:sup>
+                  <m:r>
+                    <m:rPr>
+                      <m:sty m:val="p"/>
+                    </m:rPr>
+                    <m:t>+</m:t>
+                  </m:r>
+                </m:sup>
+              </m:sSup>
+            </m:oMath>
             <w:r>
               <w:rPr>
                 <w:rFonts w:ascii="Times New Roman" w:hAnsi="Times New Roman" w:eastAsia="Times New Roman" w:cs="Times New Roman"/>
                 <w:b/>
-                <w:vertAlign w:val="subscript"/>
-              </w:rPr>
-              <w:t>3</w:t>
-            </w:r>
-            <w:r>
-              <w:rPr>
-                <w:rFonts w:ascii="Times New Roman" w:hAnsi="Times New Roman" w:eastAsia="Times New Roman" w:cs="Times New Roman"/>
-                <w:b/>
-              </w:rPr>
-              <w:t>O^{+}]</w:t>
+              </w:rPr>
+              <w:t xml:space="preserve">]</w:t>
             </w:r>
           </w:p>
         </w:tc>
@@ -11640,8 +12090,34 @@
               <w:rPr>
                 <w:rFonts w:ascii="Times New Roman" w:hAnsi="Times New Roman" w:eastAsia="Times New Roman" w:cs="Times New Roman"/>
               </w:rPr>
-              <w:t xml:space="preserve">1.0 × 10^{-3}</w:t>
-            </w:r>
+              <w:t xml:space="preserve">1.0 ×</w:t>
+            </w:r>
+            <w:r>
+              <w:rPr>
+                <w:rFonts w:ascii="Times New Roman" w:hAnsi="Times New Roman" w:eastAsia="Times New Roman" w:cs="Times New Roman"/>
+              </w:rPr>
+              <w:t xml:space="preserve"> </w:t>
+            </w:r>
+            <m:oMath>
+              <m:sSup>
+                <m:e>
+                  <m:r>
+                    <m:t>10</m:t>
+                  </m:r>
+                </m:e>
+                <m:sup>
+                  <m:r>
+                    <m:rPr>
+                      <m:sty m:val="p"/>
+                    </m:rPr>
+                    <m:t>−</m:t>
+                  </m:r>
+                  <m:r>
+                    <m:t>3</m:t>
+                  </m:r>
+                </m:sup>
+              </m:sSup>
+            </m:oMath>
           </w:p>
         </w:tc>
         <w:tc>
@@ -11693,8 +12169,34 @@
               <w:rPr>
                 <w:rFonts w:ascii="Times New Roman" w:hAnsi="Times New Roman" w:eastAsia="Times New Roman" w:cs="Times New Roman"/>
               </w:rPr>
-              <w:t xml:space="preserve">1 × 10^{-3}</w:t>
-            </w:r>
+              <w:t xml:space="preserve">1 ×</w:t>
+            </w:r>
+            <w:r>
+              <w:rPr>
+                <w:rFonts w:ascii="Times New Roman" w:hAnsi="Times New Roman" w:eastAsia="Times New Roman" w:cs="Times New Roman"/>
+              </w:rPr>
+              <w:t xml:space="preserve"> </w:t>
+            </w:r>
+            <m:oMath>
+              <m:sSup>
+                <m:e>
+                  <m:r>
+                    <m:t>10</m:t>
+                  </m:r>
+                </m:e>
+                <m:sup>
+                  <m:r>
+                    <m:rPr>
+                      <m:sty m:val="p"/>
+                    </m:rPr>
+                    <m:t>−</m:t>
+                  </m:r>
+                  <m:r>
+                    <m:t>3</m:t>
+                  </m:r>
+                </m:sup>
+              </m:sSup>
+            </m:oMath>
           </w:p>
         </w:tc>
         <w:tc>
@@ -13587,13 +14089,39 @@
         <w:rPr>
           <w:rFonts w:ascii="Times New Roman" w:hAnsi="Times New Roman" w:eastAsia="Times New Roman" w:cs="Times New Roman"/>
         </w:rPr>
-        <w:t xml:space="preserve"> Ka = 4.5 × </w:t>
-      </w:r>
-      <w:r>
-        <w:rPr>
-          <w:rFonts w:hint="eastAsia" w:ascii="Times New Roman" w:hAnsi="Times New Roman" w:eastAsia="Times New Roman" w:cs="Times New Roman"/>
-        </w:rPr>
-        <w:t>10^{-2}），</w:t>
+        <w:t xml:space="preserve"> Ka = 4.5 ×</w:t>
+      </w:r>
+      <w:r>
+        <w:rPr>
+          <w:rFonts w:ascii="Times New Roman" w:hAnsi="Times New Roman" w:eastAsia="Times New Roman" w:cs="Times New Roman"/>
+        </w:rPr>
+        <w:t xml:space="preserve"> </w:t>
+      </w:r>
+      <m:oMath>
+        <m:sSup>
+          <m:e>
+            <m:r>
+              <m:t>10</m:t>
+            </m:r>
+          </m:e>
+          <m:sup>
+            <m:r>
+              <m:rPr>
+                <m:sty m:val="p"/>
+              </m:rPr>
+              <m:t>−</m:t>
+            </m:r>
+            <m:r>
+              <m:t>2</m:t>
+            </m:r>
+          </m:sup>
+        </m:sSup>
+      </m:oMath>
+      <w:r>
+        <w:rPr>
+          <w:rFonts w:hint="eastAsia" w:ascii="Times New Roman" w:hAnsi="Times New Roman" w:eastAsia="Times New Roman" w:cs="Times New Roman"/>
+        </w:rPr>
+        <w:t>），</w:t>
       </w:r>
       <w:r>
         <w:rPr>
@@ -15382,13 +15910,39 @@
         <w:rPr>
           <w:rFonts w:ascii="Times New Roman" w:hAnsi="Times New Roman" w:eastAsia="Times New Roman" w:cs="Times New Roman"/>
         </w:rPr>
-        <w:t xml:space="preserve"> = 8.3 × </w:t>
-      </w:r>
-      <w:r>
-        <w:rPr>
-          <w:rFonts w:hint="eastAsia" w:ascii="Times New Roman" w:hAnsi="Times New Roman" w:eastAsia="Times New Roman" w:cs="Times New Roman"/>
-        </w:rPr>
-        <w:t xml:space="preserve">10^{-2}，c</w:t>
+        <w:t xml:space="preserve"> = 8.3 ×</w:t>
+      </w:r>
+      <w:r>
+        <w:rPr>
+          <w:rFonts w:ascii="Times New Roman" w:hAnsi="Times New Roman" w:eastAsia="Times New Roman" w:cs="Times New Roman"/>
+        </w:rPr>
+        <w:t xml:space="preserve"> </w:t>
+      </w:r>
+      <m:oMath>
+        <m:sSup>
+          <m:e>
+            <m:r>
+              <m:t>10</m:t>
+            </m:r>
+          </m:e>
+          <m:sup>
+            <m:r>
+              <m:rPr>
+                <m:sty m:val="p"/>
+              </m:rPr>
+              <m:t>−</m:t>
+            </m:r>
+            <m:r>
+              <m:t>2</m:t>
+            </m:r>
+          </m:sup>
+        </m:sSup>
+      </m:oMath>
+      <w:r>
+        <w:rPr>
+          <w:rFonts w:hint="eastAsia" w:ascii="Times New Roman" w:hAnsi="Times New Roman" w:eastAsia="Times New Roman" w:cs="Times New Roman"/>
+        </w:rPr>
+        <w:t xml:space="preserve">，c</w:t>
       </w:r>
       <w:r>
         <w:rPr>
@@ -15483,13 +16037,65 @@
         <w:rPr>
           <w:rFonts w:hint="eastAsia" w:ascii="Times New Roman" w:hAnsi="Times New Roman" w:eastAsia="Times New Roman" w:cs="Times New Roman"/>
         </w:rPr>
-        <w:t>：x^{2}/(0.10</w:t>
-      </w:r>
-      <w:r>
-        <w:rPr>
-          <w:rFonts w:ascii="Times New Roman" w:hAnsi="Times New Roman" w:eastAsia="Times New Roman" w:cs="Times New Roman"/>
-        </w:rPr>
-        <w:t xml:space="preserve"> − x) = 0.083 → x^{2} + 0.083x − 0.0083 = 0 → x = 0.059 M</w:t>
+        <w:t>：</w:t>
+      </w:r>
+      <m:oMath>
+        <m:sSup>
+          <m:e>
+            <m:r>
+              <m:t>x</m:t>
+            </m:r>
+          </m:e>
+          <m:sup>
+            <m:r>
+              <m:t>2</m:t>
+            </m:r>
+          </m:sup>
+        </m:sSup>
+        <m:r>
+          <m:rPr>
+            <m:sty m:val="p"/>
+          </m:rPr>
+          <m:t>/</m:t>
+        </m:r>
+      </m:oMath>
+      <w:r>
+        <w:rPr>
+          <w:rFonts w:ascii="Times New Roman" w:hAnsi="Times New Roman" w:eastAsia="Times New Roman" w:cs="Times New Roman"/>
+        </w:rPr>
+        <w:t xml:space="preserve">(0.10 − x) = 0.083 →</w:t>
+      </w:r>
+      <w:r>
+        <w:rPr>
+          <w:rFonts w:ascii="Times New Roman" w:hAnsi="Times New Roman" w:eastAsia="Times New Roman" w:cs="Times New Roman"/>
+        </w:rPr>
+        <w:t xml:space="preserve"> </w:t>
+      </w:r>
+      <m:oMath>
+        <m:sSup>
+          <m:e>
+            <m:r>
+              <m:t>x</m:t>
+            </m:r>
+          </m:e>
+          <m:sup>
+            <m:r>
+              <m:t>2</m:t>
+            </m:r>
+          </m:sup>
+        </m:sSup>
+      </m:oMath>
+      <w:r>
+        <w:rPr>
+          <w:rFonts w:ascii="Times New Roman" w:hAnsi="Times New Roman" w:eastAsia="Times New Roman" w:cs="Times New Roman"/>
+        </w:rPr>
+        <w:t xml:space="preserve"> </w:t>
+      </w:r>
+      <w:r>
+        <w:rPr>
+          <w:rFonts w:ascii="Times New Roman" w:hAnsi="Times New Roman" w:eastAsia="Times New Roman" w:cs="Times New Roman"/>
+        </w:rPr>
+        <w:t xml:space="preserve">+ 0.083x − 0.0083 = 0 → x = 0.059 M</w:t>
       </w:r>
     </w:p>
     <w:p>
@@ -16456,15 +17062,42 @@
         <w:rPr>
           <w:rFonts w:ascii="Times New Roman" w:hAnsi="Times New Roman" w:eastAsia="Times New Roman" w:cs="Times New Roman"/>
         </w:rPr>
-        <w:t xml:space="preserve"> 10^{3}~10</w:t>
-      </w:r>
-      <w:r>
-        <w:rPr>
-          <w:rFonts w:ascii="Times New Roman" w:hAnsi="Times New Roman" w:eastAsia="Times New Roman" w:cs="Times New Roman"/>
-          <w:vertAlign w:val="superscript"/>
-        </w:rPr>
-        <w:t>5</w:t>
-      </w:r>
+        <w:t xml:space="preserve"> </w:t>
+      </w:r>
+      <m:oMath>
+        <m:oMathPr>
+          <m:ctrlPr>
+            <w:rPr>
+              <w:sz w:val="28"/>
+              <w:szCs w:val="28"/>
+            </w:rPr>
+          </m:ctrlPr>
+        </m:oMathPr>
+        <m:sSup>
+          <m:e>
+            <m:r>
+              <m:t>10</m:t>
+            </m:r>
+          </m:e>
+          <m:sup>
+            <m:r>
+              <m:t>3</m:t>
+            </m:r>
+          </m:sup>
+        </m:sSup>
+        <m:r>
+          <m:t> </m:t>
+        </m:r>
+        <m:r>
+          <m:t>10</m:t>
+        </m:r>
+        <m:r>
+          <m:rPr>
+            <m:sty m:val="p"/>
+          </m:rPr>
+          <m:t>⁵</m:t>
+        </m:r>
+      </m:oMath>
       <w:r>
         <w:rPr>
           <w:rFonts w:ascii="Times New Roman" w:hAnsi="Times New Roman" w:eastAsia="Times New Roman" w:cs="Times New Roman"/>
@@ -17836,13 +18469,33 @@
         <w:rPr>
           <w:rFonts w:ascii="Times New Roman" w:hAnsi="Times New Roman" w:eastAsia="Times New Roman" w:cs="Times New Roman"/>
         </w:rPr>
-        <w:t xml:space="preserve"> &gt; </w:t>
-      </w:r>
-      <w:r>
-        <w:rPr>
-          <w:rFonts w:hint="eastAsia" w:ascii="Times New Roman" w:hAnsi="Times New Roman" w:eastAsia="Times New Roman" w:cs="Times New Roman"/>
-        </w:rPr>
-        <w:t>10^{3}），</w:t>
+        <w:t xml:space="preserve"> &gt;</w:t>
+      </w:r>
+      <w:r>
+        <w:rPr>
+          <w:rFonts w:ascii="Times New Roman" w:hAnsi="Times New Roman" w:eastAsia="Times New Roman" w:cs="Times New Roman"/>
+        </w:rPr>
+        <w:t xml:space="preserve"> </w:t>
+      </w:r>
+      <m:oMath>
+        <m:sSup>
+          <m:e>
+            <m:r>
+              <m:t>10</m:t>
+            </m:r>
+          </m:e>
+          <m:sup>
+            <m:r>
+              <m:t>3</m:t>
+            </m:r>
+          </m:sup>
+        </m:sSup>
+      </m:oMath>
+      <w:r>
+        <w:rPr>
+          <w:rFonts w:hint="eastAsia" w:ascii="Times New Roman" w:hAnsi="Times New Roman" w:eastAsia="Times New Roman" w:cs="Times New Roman"/>
+        </w:rPr>
+        <w:t>），</w:t>
       </w:r>
       <w:r>
         <w:rPr>
@@ -17965,13 +18618,39 @@
         <w:rPr>
           <w:rFonts w:ascii="Times New Roman" w:hAnsi="Times New Roman" w:eastAsia="Times New Roman" w:cs="Times New Roman"/>
         </w:rPr>
-        <w:t xml:space="preserve"> = 6.4 × </w:t>
-      </w:r>
-      <w:r>
-        <w:rPr>
-          <w:rFonts w:hint="eastAsia" w:ascii="Times New Roman" w:hAnsi="Times New Roman" w:eastAsia="Times New Roman" w:cs="Times New Roman"/>
-        </w:rPr>
-        <w:t>10^{-5}（pKa</w:t>
+        <w:t xml:space="preserve"> = 6.4 ×</w:t>
+      </w:r>
+      <w:r>
+        <w:rPr>
+          <w:rFonts w:ascii="Times New Roman" w:hAnsi="Times New Roman" w:eastAsia="Times New Roman" w:cs="Times New Roman"/>
+        </w:rPr>
+        <w:t xml:space="preserve"> </w:t>
+      </w:r>
+      <m:oMath>
+        <m:sSup>
+          <m:e>
+            <m:r>
+              <m:t>10</m:t>
+            </m:r>
+          </m:e>
+          <m:sup>
+            <m:r>
+              <m:rPr>
+                <m:sty m:val="p"/>
+              </m:rPr>
+              <m:t>−</m:t>
+            </m:r>
+            <m:r>
+              <m:t>5</m:t>
+            </m:r>
+          </m:sup>
+        </m:sSup>
+      </m:oMath>
+      <w:r>
+        <w:rPr>
+          <w:rFonts w:hint="eastAsia" w:ascii="Times New Roman" w:hAnsi="Times New Roman" w:eastAsia="Times New Roman" w:cs="Times New Roman"/>
+        </w:rPr>
+        <w:t>（pKa</w:t>
       </w:r>
       <w:r>
         <w:rPr>
@@ -18168,11 +18847,25 @@
         </w:rPr>
         <w:t xml:space="preserve"> </w:t>
       </w:r>
-      <w:r>
-        <w:rPr>
-          <w:rFonts w:hint="eastAsia" w:ascii="Times New Roman" w:hAnsi="Times New Roman" w:eastAsia="Times New Roman" w:cs="Times New Roman"/>
-        </w:rPr>
-        <w:t>10^{2.5}），</w:t>
+      <m:oMath>
+        <m:sSup>
+          <m:e>
+            <m:r>
+              <m:t>10</m:t>
+            </m:r>
+          </m:e>
+          <m:sup>
+            <m:r>
+              <m:t>2.5</m:t>
+            </m:r>
+          </m:sup>
+        </m:sSup>
+      </m:oMath>
+      <w:r>
+        <w:rPr>
+          <w:rFonts w:hint="eastAsia" w:ascii="Times New Roman" w:hAnsi="Times New Roman" w:eastAsia="Times New Roman" w:cs="Times New Roman"/>
+        </w:rPr>
+        <w:t>），</w:t>
       </w:r>
       <w:r>
         <w:rPr>
@@ -21418,11 +22111,31 @@
               <w:pStyle w:val="Compact"/>
               <w:jc w:val="center"/>
             </w:pPr>
-            <w:r>
-              <w:rPr>
-                <w:rFonts w:ascii="Times New Roman" w:hAnsi="Times New Roman" w:eastAsia="Times New Roman" w:cs="Times New Roman"/>
-              </w:rPr>
-              <w:t xml:space="preserve">HA^{-}</w:t>
+            <m:oMath>
+              <m:r>
+                <m:t>H</m:t>
+              </m:r>
+              <m:sSup>
+                <m:e>
+                  <m:r>
+                    <m:t>A</m:t>
+                  </m:r>
+                </m:e>
+                <m:sup>
+                  <m:r>
+                    <m:rPr>
+                      <m:sty m:val="p"/>
+                    </m:rPr>
+                    <m:t>−</m:t>
+                  </m:r>
+                </m:sup>
+              </m:sSup>
+            </m:oMath>
+            <w:r>
+              <w:rPr>
+                <w:rFonts w:ascii="Times New Roman" w:hAnsi="Times New Roman" w:eastAsia="Times New Roman" w:cs="Times New Roman"/>
+              </w:rPr>
+              <w:t xml:space="preserve">​</w:t>
             </w:r>
           </w:p>
         </w:tc>
@@ -24173,11 +24886,70 @@
               <w:pStyle w:val="Compact"/>
               <w:jc w:val="center"/>
             </w:pPr>
-            <w:r>
-              <w:rPr>
-                <w:rFonts w:ascii="Times New Roman" w:hAnsi="Times New Roman" w:eastAsia="Times New Roman" w:cs="Times New Roman"/>
-              </w:rPr>
-              <w:t xml:space="preserve">[A^{-}]/[HA] = 1 </w:t>
+            <m:oMath>
+              <m:r>
+                <m:rPr>
+                  <m:sty m:val="p"/>
+                </m:rPr>
+                <m:t>[</m:t>
+              </m:r>
+              <m:sSup>
+                <m:e>
+                  <m:r>
+                    <m:t>A</m:t>
+                  </m:r>
+                </m:e>
+                <m:sup>
+                  <m:r>
+                    <m:rPr>
+                      <m:sty m:val="p"/>
+                    </m:rPr>
+                    <m:t>−</m:t>
+                  </m:r>
+                </m:sup>
+              </m:sSup>
+              <m:r>
+                <m:rPr>
+                  <m:sty m:val="p"/>
+                </m:rPr>
+                <m:t>]</m:t>
+              </m:r>
+              <m:r>
+                <m:rPr>
+                  <m:sty m:val="p"/>
+                </m:rPr>
+                <m:t>/</m:t>
+              </m:r>
+              <m:r>
+                <m:rPr>
+                  <m:sty m:val="p"/>
+                </m:rPr>
+                <m:t>[</m:t>
+              </m:r>
+              <m:r>
+                <m:t>H</m:t>
+              </m:r>
+              <m:r>
+                <m:t>A</m:t>
+              </m:r>
+              <m:r>
+                <m:rPr>
+                  <m:sty m:val="p"/>
+                </m:rPr>
+                <m:t>]</m:t>
+              </m:r>
+            </m:oMath>
+            <w:r>
+              <w:rPr>
+                <w:rFonts w:ascii="Times New Roman" w:hAnsi="Times New Roman" w:eastAsia="Times New Roman" w:cs="Times New Roman"/>
+              </w:rPr>
+              <w:t xml:space="preserve"> </w:t>
+            </w:r>
+            <w:r>
+              <w:rPr>
+                <w:rFonts w:ascii="Times New Roman" w:hAnsi="Times New Roman" w:eastAsia="Times New Roman" w:cs="Times New Roman"/>
+              </w:rPr>
+              <w:t xml:space="preserve">= 1 </w:t>
             </w:r>
             <w:r>
               <w:rPr>
@@ -25360,13 +26132,51 @@
         <w:rPr>
           <w:rFonts w:hint="eastAsia" w:ascii="Times New Roman" w:hAnsi="Times New Roman" w:eastAsia="Times New Roman" w:cs="Times New Roman"/>
         </w:rPr>
-        <w:t xml:space="preserve">x，[Ac^{-}]</w:t>
-      </w:r>
-      <w:r>
-        <w:rPr>
-          <w:rFonts w:ascii="Times New Roman" w:hAnsi="Times New Roman" w:eastAsia="Times New Roman" w:cs="Times New Roman"/>
-        </w:rPr>
-        <w:t xml:space="preserve"> = </w:t>
+        <w:t xml:space="preserve">x，</w:t>
+      </w:r>
+      <m:oMath>
+        <m:r>
+          <m:rPr>
+            <m:sty m:val="p"/>
+          </m:rPr>
+          <m:t>[</m:t>
+        </m:r>
+        <m:r>
+          <m:t>A</m:t>
+        </m:r>
+        <m:sSup>
+          <m:e>
+            <m:r>
+              <m:t>c</m:t>
+            </m:r>
+          </m:e>
+          <m:sup>
+            <m:r>
+              <m:rPr>
+                <m:sty m:val="p"/>
+              </m:rPr>
+              <m:t>−</m:t>
+            </m:r>
+          </m:sup>
+        </m:sSup>
+        <m:r>
+          <m:rPr>
+            <m:sty m:val="p"/>
+          </m:rPr>
+          <m:t>]</m:t>
+        </m:r>
+      </m:oMath>
+      <w:r>
+        <w:rPr>
+          <w:rFonts w:ascii="Times New Roman" w:hAnsi="Times New Roman" w:eastAsia="Times New Roman" w:cs="Times New Roman"/>
+        </w:rPr>
+        <w:t xml:space="preserve"> </w:t>
+      </w:r>
+      <w:r>
+        <w:rPr>
+          <w:rFonts w:ascii="Times New Roman" w:hAnsi="Times New Roman" w:eastAsia="Times New Roman" w:cs="Times New Roman"/>
+        </w:rPr>
+        <w:t xml:space="preserve">= </w:t>
       </w:r>
       <w:r>
         <w:rPr>
@@ -25899,7 +26709,80 @@
         <w:rPr>
           <w:rFonts w:ascii="Times New Roman" w:hAnsi="Times New Roman" w:eastAsia="Times New Roman" w:cs="Times New Roman"/>
         </w:rPr>
-        <w:t xml:space="preserve"> [A^{-}]/[HA] = </w:t>
+        <w:t xml:space="preserve"> </w:t>
+      </w:r>
+      <m:oMath>
+        <m:oMathPr>
+          <m:ctrlPr>
+            <w:rPr>
+              <w:sz w:val="28"/>
+              <w:szCs w:val="28"/>
+            </w:rPr>
+          </m:ctrlPr>
+        </m:oMathPr>
+        <m:r>
+          <m:rPr>
+            <m:sty m:val="p"/>
+          </m:rPr>
+          <m:t>[</m:t>
+        </m:r>
+        <m:sSup>
+          <m:e>
+            <m:r>
+              <m:t>A</m:t>
+            </m:r>
+          </m:e>
+          <m:sup>
+            <m:r>
+              <m:rPr>
+                <m:sty m:val="p"/>
+              </m:rPr>
+              <m:t>−</m:t>
+            </m:r>
+          </m:sup>
+        </m:sSup>
+        <m:r>
+          <m:rPr>
+            <m:sty m:val="p"/>
+          </m:rPr>
+          <m:t>]</m:t>
+        </m:r>
+        <m:r>
+          <m:rPr>
+            <m:sty m:val="p"/>
+          </m:rPr>
+          <m:t>/</m:t>
+        </m:r>
+        <m:r>
+          <m:rPr>
+            <m:sty m:val="p"/>
+          </m:rPr>
+          <m:t>[</m:t>
+        </m:r>
+        <m:r>
+          <m:t>H</m:t>
+        </m:r>
+        <m:r>
+          <m:t>A</m:t>
+        </m:r>
+        <m:r>
+          <m:rPr>
+            <m:sty m:val="p"/>
+          </m:rPr>
+          <m:t>]</m:t>
+        </m:r>
+      </m:oMath>
+      <w:r>
+        <w:rPr>
+          <w:rFonts w:ascii="Times New Roman" w:hAnsi="Times New Roman" w:eastAsia="Times New Roman" w:cs="Times New Roman"/>
+        </w:rPr>
+        <w:t xml:space="preserve"> </w:t>
+      </w:r>
+      <w:r>
+        <w:rPr>
+          <w:rFonts w:ascii="Times New Roman" w:hAnsi="Times New Roman" w:eastAsia="Times New Roman" w:cs="Times New Roman"/>
+        </w:rPr>
+        <w:t xml:space="preserve">= </w:t>
       </w:r>
       <w:r>
         <w:rPr>
@@ -25965,7 +26848,80 @@
         <w:rPr>
           <w:rFonts w:ascii="Times New Roman" w:hAnsi="Times New Roman" w:eastAsia="Times New Roman" w:cs="Times New Roman"/>
         </w:rPr>
-        <w:t xml:space="preserve"> [A^{-}]/[HA] = 99:1 </w:t>
+        <w:t xml:space="preserve"> </w:t>
+      </w:r>
+      <m:oMath>
+        <m:oMathPr>
+          <m:ctrlPr>
+            <w:rPr>
+              <w:sz w:val="28"/>
+              <w:szCs w:val="28"/>
+            </w:rPr>
+          </m:ctrlPr>
+        </m:oMathPr>
+        <m:r>
+          <m:rPr>
+            <m:sty m:val="p"/>
+          </m:rPr>
+          <m:t>[</m:t>
+        </m:r>
+        <m:sSup>
+          <m:e>
+            <m:r>
+              <m:t>A</m:t>
+            </m:r>
+          </m:e>
+          <m:sup>
+            <m:r>
+              <m:rPr>
+                <m:sty m:val="p"/>
+              </m:rPr>
+              <m:t>−</m:t>
+            </m:r>
+          </m:sup>
+        </m:sSup>
+        <m:r>
+          <m:rPr>
+            <m:sty m:val="p"/>
+          </m:rPr>
+          <m:t>]</m:t>
+        </m:r>
+        <m:r>
+          <m:rPr>
+            <m:sty m:val="p"/>
+          </m:rPr>
+          <m:t>/</m:t>
+        </m:r>
+        <m:r>
+          <m:rPr>
+            <m:sty m:val="p"/>
+          </m:rPr>
+          <m:t>[</m:t>
+        </m:r>
+        <m:r>
+          <m:t>H</m:t>
+        </m:r>
+        <m:r>
+          <m:t>A</m:t>
+        </m:r>
+        <m:r>
+          <m:rPr>
+            <m:sty m:val="p"/>
+          </m:rPr>
+          <m:t>]</m:t>
+        </m:r>
+      </m:oMath>
+      <w:r>
+        <w:rPr>
+          <w:rFonts w:ascii="Times New Roman" w:hAnsi="Times New Roman" w:eastAsia="Times New Roman" w:cs="Times New Roman"/>
+        </w:rPr>
+        <w:t xml:space="preserve"> </w:t>
+      </w:r>
+      <w:r>
+        <w:rPr>
+          <w:rFonts w:ascii="Times New Roman" w:hAnsi="Times New Roman" w:eastAsia="Times New Roman" w:cs="Times New Roman"/>
+        </w:rPr>
+        <w:t xml:space="preserve">= 99:1 </w:t>
       </w:r>
       <w:r>
         <w:rPr>
@@ -26127,8 +27083,61 @@
                 <w:rFonts w:ascii="Times New Roman" w:hAnsi="Times New Roman" w:eastAsia="Times New Roman" w:cs="Times New Roman"/>
                 <w:b/>
               </w:rPr>
-              <w:t xml:space="preserve"> [A^{-}]/[HA]</w:t>
-            </w:r>
+              <w:t xml:space="preserve"> </w:t>
+            </w:r>
+            <m:oMath>
+              <m:r>
+                <m:rPr>
+                  <m:sty m:val="p"/>
+                </m:rPr>
+                <m:t>[</m:t>
+              </m:r>
+              <m:sSup>
+                <m:e>
+                  <m:r>
+                    <m:t>A</m:t>
+                  </m:r>
+                </m:e>
+                <m:sup>
+                  <m:r>
+                    <m:rPr>
+                      <m:sty m:val="p"/>
+                    </m:rPr>
+                    <m:t>−</m:t>
+                  </m:r>
+                </m:sup>
+              </m:sSup>
+              <m:r>
+                <m:rPr>
+                  <m:sty m:val="p"/>
+                </m:rPr>
+                <m:t>]</m:t>
+              </m:r>
+              <m:r>
+                <m:rPr>
+                  <m:sty m:val="p"/>
+                </m:rPr>
+                <m:t>/</m:t>
+              </m:r>
+              <m:r>
+                <m:rPr>
+                  <m:sty m:val="p"/>
+                </m:rPr>
+                <m:t>[</m:t>
+              </m:r>
+              <m:r>
+                <m:t>H</m:t>
+              </m:r>
+              <m:r>
+                <m:t>A</m:t>
+              </m:r>
+              <m:r>
+                <m:rPr>
+                  <m:sty m:val="p"/>
+                </m:rPr>
+                <m:t>]</m:t>
+              </m:r>
+            </m:oMath>
           </w:p>
         </w:tc>
         <w:tc>
@@ -26619,8 +27628,61 @@
                 <w:rFonts w:ascii="Times New Roman" w:hAnsi="Times New Roman" w:eastAsia="Times New Roman" w:cs="Times New Roman"/>
                 <w:b/>
               </w:rPr>
-              <w:t xml:space="preserve"> [A^{-}]/[HA]</w:t>
-            </w:r>
+              <w:t xml:space="preserve"> </w:t>
+            </w:r>
+            <m:oMath>
+              <m:r>
+                <m:rPr>
+                  <m:sty m:val="p"/>
+                </m:rPr>
+                <m:t>[</m:t>
+              </m:r>
+              <m:sSup>
+                <m:e>
+                  <m:r>
+                    <m:t>A</m:t>
+                  </m:r>
+                </m:e>
+                <m:sup>
+                  <m:r>
+                    <m:rPr>
+                      <m:sty m:val="p"/>
+                    </m:rPr>
+                    <m:t>−</m:t>
+                  </m:r>
+                </m:sup>
+              </m:sSup>
+              <m:r>
+                <m:rPr>
+                  <m:sty m:val="p"/>
+                </m:rPr>
+                <m:t>]</m:t>
+              </m:r>
+              <m:r>
+                <m:rPr>
+                  <m:sty m:val="p"/>
+                </m:rPr>
+                <m:t>/</m:t>
+              </m:r>
+              <m:r>
+                <m:rPr>
+                  <m:sty m:val="p"/>
+                </m:rPr>
+                <m:t>[</m:t>
+              </m:r>
+              <m:r>
+                <m:t>H</m:t>
+              </m:r>
+              <m:r>
+                <m:t>A</m:t>
+              </m:r>
+              <m:r>
+                <m:rPr>
+                  <m:sty m:val="p"/>
+                </m:rPr>
+                <m:t>]</m:t>
+              </m:r>
+            </m:oMath>
           </w:p>
         </w:tc>
         <w:tc>
@@ -27618,7 +28680,39 @@
         <w:rPr>
           <w:rFonts w:ascii="Times New Roman" w:hAnsi="Times New Roman" w:eastAsia="Times New Roman" w:cs="Times New Roman"/>
         </w:rPr>
-        <w:t xml:space="preserve"> pK_{a1} = 6.10 </w:t>
+        <w:t xml:space="preserve"> </w:t>
+      </w:r>
+      <m:oMath>
+        <m:r>
+          <m:t>p</m:t>
+        </m:r>
+        <m:sSub>
+          <m:e>
+            <m:r>
+              <m:t>K</m:t>
+            </m:r>
+          </m:e>
+          <m:sub>
+            <m:r>
+              <m:t>a</m:t>
+            </m:r>
+            <m:r>
+              <m:t>1</m:t>
+            </m:r>
+          </m:sub>
+        </m:sSub>
+      </m:oMath>
+      <w:r>
+        <w:rPr>
+          <w:rFonts w:ascii="Times New Roman" w:hAnsi="Times New Roman" w:eastAsia="Times New Roman" w:cs="Times New Roman"/>
+        </w:rPr>
+        <w:t xml:space="preserve"> </w:t>
+      </w:r>
+      <w:r>
+        <w:rPr>
+          <w:rFonts w:ascii="Times New Roman" w:hAnsi="Times New Roman" w:eastAsia="Times New Roman" w:cs="Times New Roman"/>
+        </w:rPr>
+        <w:t xml:space="preserve">= 6.10 </w:t>
       </w:r>
       <w:r>
         <w:rPr>
@@ -27843,13 +28937,39 @@
         <w:rPr>
           <w:rFonts w:hint="eastAsia" w:ascii="Times New Roman" w:hAnsi="Times New Roman" w:eastAsia="Times New Roman" w:cs="Times New Roman"/>
         </w:rPr>
-        <w:t>，pK_{a2}</w:t>
-      </w:r>
-      <w:r>
-        <w:rPr>
-          <w:rFonts w:ascii="Times New Roman" w:hAnsi="Times New Roman" w:eastAsia="Times New Roman" w:cs="Times New Roman"/>
-        </w:rPr>
-        <w:t xml:space="preserve"> ≈ </w:t>
+        <w:t>，</w:t>
+      </w:r>
+      <m:oMath>
+        <m:r>
+          <m:t>p</m:t>
+        </m:r>
+        <m:sSub>
+          <m:e>
+            <m:r>
+              <m:t>K</m:t>
+            </m:r>
+          </m:e>
+          <m:sub>
+            <m:r>
+              <m:t>a</m:t>
+            </m:r>
+            <m:r>
+              <m:t>2</m:t>
+            </m:r>
+          </m:sub>
+        </m:sSub>
+      </m:oMath>
+      <w:r>
+        <w:rPr>
+          <w:rFonts w:ascii="Times New Roman" w:hAnsi="Times New Roman" w:eastAsia="Times New Roman" w:cs="Times New Roman"/>
+        </w:rPr>
+        <w:t xml:space="preserve"> </w:t>
+      </w:r>
+      <w:r>
+        <w:rPr>
+          <w:rFonts w:ascii="Times New Roman" w:hAnsi="Times New Roman" w:eastAsia="Times New Roman" w:cs="Times New Roman"/>
+        </w:rPr>
+        <w:t xml:space="preserve">≈ </w:t>
       </w:r>
       <w:r>
         <w:rPr>
@@ -38948,13 +40068,86 @@
         <w:rPr>
           <w:rFonts w:hint="eastAsia" w:ascii="Times New Roman" w:hAnsi="Times New Roman" w:eastAsia="Times New Roman" w:cs="Times New Roman"/>
         </w:rPr>
-        <w:t>，[Ac^{-}]/[HAc]</w:t>
-      </w:r>
-      <w:r>
-        <w:rPr>
-          <w:rFonts w:ascii="Times New Roman" w:hAnsi="Times New Roman" w:eastAsia="Times New Roman" w:cs="Times New Roman"/>
-        </w:rPr>
-        <w:t xml:space="preserve"> = ?</w:t>
+        <w:t>，</w:t>
+      </w:r>
+      <m:oMath>
+        <m:oMathPr>
+          <m:ctrlPr>
+            <w:rPr>
+              <w:sz w:val="28"/>
+              <w:szCs w:val="28"/>
+            </w:rPr>
+          </m:ctrlPr>
+        </m:oMathPr>
+        <m:r>
+          <m:rPr>
+            <m:sty m:val="p"/>
+          </m:rPr>
+          <m:t>[</m:t>
+        </m:r>
+        <m:r>
+          <m:t>A</m:t>
+        </m:r>
+        <m:sSup>
+          <m:e>
+            <m:r>
+              <m:t>c</m:t>
+            </m:r>
+          </m:e>
+          <m:sup>
+            <m:r>
+              <m:rPr>
+                <m:sty m:val="p"/>
+              </m:rPr>
+              <m:t>−</m:t>
+            </m:r>
+          </m:sup>
+        </m:sSup>
+        <m:r>
+          <m:rPr>
+            <m:sty m:val="p"/>
+          </m:rPr>
+          <m:t>]</m:t>
+        </m:r>
+        <m:r>
+          <m:rPr>
+            <m:sty m:val="p"/>
+          </m:rPr>
+          <m:t>/</m:t>
+        </m:r>
+        <m:r>
+          <m:rPr>
+            <m:sty m:val="p"/>
+          </m:rPr>
+          <m:t>[</m:t>
+        </m:r>
+        <m:r>
+          <m:t>H</m:t>
+        </m:r>
+        <m:r>
+          <m:t>A</m:t>
+        </m:r>
+        <m:r>
+          <m:t>c</m:t>
+        </m:r>
+        <m:r>
+          <m:rPr>
+            <m:sty m:val="p"/>
+          </m:rPr>
+          <m:t>]</m:t>
+        </m:r>
+      </m:oMath>
+      <w:r>
+        <w:rPr>
+          <w:rFonts w:ascii="Times New Roman" w:hAnsi="Times New Roman" w:eastAsia="Times New Roman" w:cs="Times New Roman"/>
+        </w:rPr>
+        <w:t xml:space="preserve"> </w:t>
+      </w:r>
+      <w:r>
+        <w:rPr>
+          <w:rFonts w:ascii="Times New Roman" w:hAnsi="Times New Roman" w:eastAsia="Times New Roman" w:cs="Times New Roman"/>
+        </w:rPr>
+        <w:t xml:space="preserve">= ?</w:t>
       </w:r>
     </w:p>
     <w:p>
@@ -44187,7 +45380,159 @@
         <w:rPr>
           <w:rFonts w:ascii="Times New Roman" w:hAnsi="Times New Roman" w:eastAsia="Times New Roman" w:cs="Times New Roman"/>
         </w:rPr>
-        <w:t xml:space="preserve">lg([Ac^{-}]/[HAc]) = pH − pKa = 5.00 − 4.76 = 0.24。[Ac^{-}]/[HAc] = 10^0.24 = 1.74。</w:t>
+        <w:t xml:space="preserve">lg(</w:t>
+      </w:r>
+      <m:oMath>
+        <m:oMathPr>
+          <m:ctrlPr>
+            <w:rPr>
+              <w:sz w:val="28"/>
+              <w:szCs w:val="28"/>
+            </w:rPr>
+          </m:ctrlPr>
+        </m:oMathPr>
+        <m:r>
+          <m:rPr>
+            <m:sty m:val="p"/>
+          </m:rPr>
+          <m:t>[</m:t>
+        </m:r>
+        <m:r>
+          <m:t>A</m:t>
+        </m:r>
+        <m:sSup>
+          <m:e>
+            <m:r>
+              <m:t>c</m:t>
+            </m:r>
+          </m:e>
+          <m:sup>
+            <m:r>
+              <m:rPr>
+                <m:sty m:val="p"/>
+              </m:rPr>
+              <m:t>−</m:t>
+            </m:r>
+          </m:sup>
+        </m:sSup>
+        <m:r>
+          <m:rPr>
+            <m:sty m:val="p"/>
+          </m:rPr>
+          <m:t>]</m:t>
+        </m:r>
+        <m:r>
+          <m:rPr>
+            <m:sty m:val="p"/>
+          </m:rPr>
+          <m:t>/</m:t>
+        </m:r>
+        <m:r>
+          <m:rPr>
+            <m:sty m:val="p"/>
+          </m:rPr>
+          <m:t>[</m:t>
+        </m:r>
+        <m:r>
+          <m:t>H</m:t>
+        </m:r>
+        <m:r>
+          <m:t>A</m:t>
+        </m:r>
+        <m:r>
+          <m:t>c</m:t>
+        </m:r>
+        <m:r>
+          <m:rPr>
+            <m:sty m:val="p"/>
+          </m:rPr>
+          <m:t>]</m:t>
+        </m:r>
+      </m:oMath>
+      <w:r>
+        <w:rPr>
+          <w:rFonts w:ascii="Times New Roman" w:hAnsi="Times New Roman" w:eastAsia="Times New Roman" w:cs="Times New Roman"/>
+        </w:rPr>
+        <w:t xml:space="preserve">) = pH − pKa = 5.00 − 4.76 = 0.24。</w:t>
+      </w:r>
+      <m:oMath>
+        <m:oMathPr>
+          <m:ctrlPr>
+            <w:rPr>
+              <w:sz w:val="28"/>
+              <w:szCs w:val="28"/>
+            </w:rPr>
+          </m:ctrlPr>
+        </m:oMathPr>
+        <m:r>
+          <m:rPr>
+            <m:sty m:val="p"/>
+          </m:rPr>
+          <m:t>[</m:t>
+        </m:r>
+        <m:r>
+          <m:t>A</m:t>
+        </m:r>
+        <m:sSup>
+          <m:e>
+            <m:r>
+              <m:t>c</m:t>
+            </m:r>
+          </m:e>
+          <m:sup>
+            <m:r>
+              <m:rPr>
+                <m:sty m:val="p"/>
+              </m:rPr>
+              <m:t>−</m:t>
+            </m:r>
+          </m:sup>
+        </m:sSup>
+        <m:r>
+          <m:rPr>
+            <m:sty m:val="p"/>
+          </m:rPr>
+          <m:t>]</m:t>
+        </m:r>
+        <m:r>
+          <m:rPr>
+            <m:sty m:val="p"/>
+          </m:rPr>
+          <m:t>/</m:t>
+        </m:r>
+        <m:r>
+          <m:rPr>
+            <m:sty m:val="p"/>
+          </m:rPr>
+          <m:t>[</m:t>
+        </m:r>
+        <m:r>
+          <m:t>H</m:t>
+        </m:r>
+        <m:r>
+          <m:t>A</m:t>
+        </m:r>
+        <m:r>
+          <m:t>c</m:t>
+        </m:r>
+        <m:r>
+          <m:rPr>
+            <m:sty m:val="p"/>
+          </m:rPr>
+          <m:t>]</m:t>
+        </m:r>
+      </m:oMath>
+      <w:r>
+        <w:rPr>
+          <w:rFonts w:ascii="Times New Roman" w:hAnsi="Times New Roman" w:eastAsia="Times New Roman" w:cs="Times New Roman"/>
+        </w:rPr>
+        <w:t xml:space="preserve"> </w:t>
+      </w:r>
+      <w:r>
+        <w:rPr>
+          <w:rFonts w:ascii="Times New Roman" w:hAnsi="Times New Roman" w:eastAsia="Times New Roman" w:cs="Times New Roman"/>
+        </w:rPr>
+        <w:t xml:space="preserve">= 10^0.24 = 1.74。</w:t>
       </w:r>
     </w:p>
     <w:p>
@@ -44294,24 +45639,37 @@
         </w:rPr>
         <w:t xml:space="preserve"> </w:t>
       </w:r>
-      <w:r>
-        <w:rPr>
-          <w:rFonts w:hint="eastAsia" w:ascii="Times New Roman" w:hAnsi="Times New Roman" w:eastAsia="Times New Roman" w:cs="Times New Roman"/>
-        </w:rPr>
-        <w:t>H</w:t>
-      </w:r>
-      <w:r>
-        <w:rPr>
-          <w:rFonts w:hint="eastAsia" w:ascii="Times New Roman" w:hAnsi="Times New Roman" w:eastAsia="Times New Roman" w:cs="Times New Roman"/>
-          <w:vertAlign w:val="subscript"/>
-        </w:rPr>
-        <w:t>3</w:t>
-      </w:r>
-      <w:r>
-        <w:rPr>
-          <w:rFonts w:hint="eastAsia" w:ascii="Times New Roman" w:hAnsi="Times New Roman" w:eastAsia="Times New Roman" w:cs="Times New Roman"/>
-        </w:rPr>
-        <w:t>O^{+}，</w:t>
+      <m:oMath>
+        <m:r>
+          <m:t>H</m:t>
+        </m:r>
+        <m:r>
+          <m:rPr>
+            <m:sty m:val="p"/>
+          </m:rPr>
+          <m:t>₃</m:t>
+        </m:r>
+        <m:sSup>
+          <m:e>
+            <m:r>
+              <m:t>O</m:t>
+            </m:r>
+          </m:e>
+          <m:sup>
+            <m:r>
+              <m:rPr>
+                <m:sty m:val="p"/>
+              </m:rPr>
+              <m:t>+</m:t>
+            </m:r>
+          </m:sup>
+        </m:sSup>
+      </m:oMath>
+      <w:r>
+        <w:rPr>
+          <w:rFonts w:hint="eastAsia" w:ascii="Times New Roman" w:hAnsi="Times New Roman" w:eastAsia="Times New Roman" w:cs="Times New Roman"/>
+        </w:rPr>
+        <w:t>，</w:t>
       </w:r>
       <w:r>
         <w:rPr>
@@ -44574,13 +45932,33 @@
         <w:rPr>
           <w:rFonts w:hint="eastAsia" w:ascii="Times New Roman" w:hAnsi="Times New Roman" w:eastAsia="Times New Roman" w:cs="Times New Roman"/>
         </w:rPr>
-        <w:t>）：x^{2}</w:t>
-      </w:r>
-      <w:r>
-        <w:rPr>
-          <w:rFonts w:ascii="Times New Roman" w:hAnsi="Times New Roman" w:eastAsia="Times New Roman" w:cs="Times New Roman"/>
-        </w:rPr>
-        <w:t xml:space="preserve"> + Ka·x − Ka·c = 0。</w:t>
+        <w:t>）：</w:t>
+      </w:r>
+      <m:oMath>
+        <m:sSup>
+          <m:e>
+            <m:r>
+              <m:t>x</m:t>
+            </m:r>
+          </m:e>
+          <m:sup>
+            <m:r>
+              <m:t>2</m:t>
+            </m:r>
+          </m:sup>
+        </m:sSup>
+      </m:oMath>
+      <w:r>
+        <w:rPr>
+          <w:rFonts w:ascii="Times New Roman" w:hAnsi="Times New Roman" w:eastAsia="Times New Roman" w:cs="Times New Roman"/>
+        </w:rPr>
+        <w:t xml:space="preserve"> </w:t>
+      </w:r>
+      <w:r>
+        <w:rPr>
+          <w:rFonts w:ascii="Times New Roman" w:hAnsi="Times New Roman" w:eastAsia="Times New Roman" w:cs="Times New Roman"/>
+        </w:rPr>
+        <w:t xml:space="preserve">+ Ka·x − Ka·c = 0。</w:t>
       </w:r>
     </w:p>
     <w:p>
@@ -47295,13 +48673,56 @@
         <w:rPr>
           <w:rFonts w:ascii="Times New Roman" w:hAnsi="Times New Roman" w:eastAsia="Times New Roman" w:cs="Times New Roman"/>
         </w:rPr>
-        <w:t xml:space="preserve"> = </w:t>
-      </w:r>
-      <w:r>
-        <w:rPr>
-          <w:rFonts w:hint="eastAsia" w:ascii="Times New Roman" w:hAnsi="Times New Roman" w:eastAsia="Times New Roman" w:cs="Times New Roman"/>
-        </w:rPr>
-        <w:t xml:space="preserve">8.3×10^{-2}，c</w:t>
+        <w:t xml:space="preserve"> =</w:t>
+      </w:r>
+      <w:r>
+        <w:rPr>
+          <w:rFonts w:ascii="Times New Roman" w:hAnsi="Times New Roman" w:eastAsia="Times New Roman" w:cs="Times New Roman"/>
+        </w:rPr>
+        <w:t xml:space="preserve"> </w:t>
+      </w:r>
+      <m:oMath>
+        <m:oMathPr>
+          <m:ctrlPr>
+            <w:rPr>
+              <w:sz w:val="28"/>
+              <w:szCs w:val="28"/>
+            </w:rPr>
+          </m:ctrlPr>
+        </m:oMathPr>
+        <m:r>
+          <m:t>8.3</m:t>
+        </m:r>
+        <m:r>
+          <m:rPr>
+            <m:sty m:val="p"/>
+          </m:rPr>
+          <m:t>×</m:t>
+        </m:r>
+        <m:sSup>
+          <m:e>
+            <m:r>
+              <m:t>10</m:t>
+            </m:r>
+          </m:e>
+          <m:sup>
+            <m:r>
+              <m:rPr>
+                <m:sty m:val="p"/>
+              </m:rPr>
+              <m:t>−</m:t>
+            </m:r>
+            <m:r>
+              <m:t>2</m:t>
+            </m:r>
+          </m:sup>
+        </m:sSup>
+      </m:oMath>
+      <w:r>
+        <w:rPr>
+          <w:rFonts w:hint="eastAsia" w:ascii="Times New Roman" w:hAnsi="Times New Roman" w:eastAsia="Times New Roman" w:cs="Times New Roman"/>
+        </w:rPr>
+        <w:t xml:space="preserve">，c</w:t>
       </w:r>
       <w:r>
         <w:rPr>
@@ -47381,13 +48802,33 @@
         <w:rPr>
           <w:rFonts w:hint="eastAsia" w:ascii="Times New Roman" w:hAnsi="Times New Roman" w:eastAsia="Times New Roman" w:cs="Times New Roman"/>
         </w:rPr>
-        <w:t xml:space="preserve">x：x^{2}/(0.10−x)</w:t>
-      </w:r>
-      <w:r>
-        <w:rPr>
-          <w:rFonts w:ascii="Times New Roman" w:hAnsi="Times New Roman" w:eastAsia="Times New Roman" w:cs="Times New Roman"/>
-        </w:rPr>
-        <w:t xml:space="preserve"> = 0.083 → x^{2} + 0.083x − 0.0083 = 0</w:t>
+        <w:t xml:space="preserve">x：</w:t>
+      </w:r>
+      <m:oMath>
+        <m:sSup>
+          <m:e>
+            <m:r>
+              <m:t>x</m:t>
+            </m:r>
+          </m:e>
+          <m:sup>
+            <m:r>
+              <m:t>2</m:t>
+            </m:r>
+          </m:sup>
+        </m:sSup>
+        <m:r>
+          <m:rPr>
+            <m:sty m:val="p"/>
+          </m:rPr>
+          <m:t>/</m:t>
+        </m:r>
+      </m:oMath>
+      <w:r>
+        <w:rPr>
+          <w:rFonts w:ascii="Times New Roman" w:hAnsi="Times New Roman" w:eastAsia="Times New Roman" w:cs="Times New Roman"/>
+        </w:rPr>
+        <w:t xml:space="preserve">(0.10−x) = 0.083 →</w:t>
       </w:r>
       <w:r>
         <w:rPr>
@@ -47395,11 +48836,77 @@
         </w:rPr>
         <w:t xml:space="preserve"> </w:t>
       </w:r>
-      <w:r>
-        <w:rPr>
-          <w:rFonts w:ascii="Times New Roman" w:hAnsi="Times New Roman" w:eastAsia="Times New Roman" w:cs="Times New Roman"/>
-        </w:rPr>
-        <w:t xml:space="preserve">x = (−0.083 + √(0.083^{2} + 4×0.0083))/2 = (−0.083 + 0.201)/2 = 0.059 M</w:t>
+      <m:oMath>
+        <m:sSup>
+          <m:e>
+            <m:r>
+              <m:t>x</m:t>
+            </m:r>
+          </m:e>
+          <m:sup>
+            <m:r>
+              <m:t>2</m:t>
+            </m:r>
+          </m:sup>
+        </m:sSup>
+      </m:oMath>
+      <w:r>
+        <w:rPr>
+          <w:rFonts w:ascii="Times New Roman" w:hAnsi="Times New Roman" w:eastAsia="Times New Roman" w:cs="Times New Roman"/>
+        </w:rPr>
+        <w:t xml:space="preserve"> </w:t>
+      </w:r>
+      <w:r>
+        <w:rPr>
+          <w:rFonts w:ascii="Times New Roman" w:hAnsi="Times New Roman" w:eastAsia="Times New Roman" w:cs="Times New Roman"/>
+        </w:rPr>
+        <w:t xml:space="preserve">+ 0.083x − 0.0083 = 0</w:t>
+      </w:r>
+      <w:r>
+        <w:rPr>
+          <w:rFonts w:ascii="Times New Roman" w:hAnsi="Times New Roman" w:eastAsia="Times New Roman" w:cs="Times New Roman"/>
+        </w:rPr>
+        <w:t xml:space="preserve"> </w:t>
+      </w:r>
+      <w:r>
+        <w:rPr>
+          <w:rFonts w:ascii="Times New Roman" w:hAnsi="Times New Roman" w:eastAsia="Times New Roman" w:cs="Times New Roman"/>
+        </w:rPr>
+        <w:t xml:space="preserve">x = (−0.083 + √(</w:t>
+      </w:r>
+      <m:oMath>
+        <m:oMathPr>
+          <m:ctrlPr>
+            <w:rPr>
+              <w:sz w:val="28"/>
+              <w:szCs w:val="28"/>
+            </w:rPr>
+          </m:ctrlPr>
+        </m:oMathPr>
+        <m:sSup>
+          <m:e>
+            <m:r>
+              <m:t>0.083</m:t>
+            </m:r>
+          </m:e>
+          <m:sup>
+            <m:r>
+              <m:t>2</m:t>
+            </m:r>
+          </m:sup>
+        </m:sSup>
+      </m:oMath>
+      <w:r>
+        <w:rPr>
+          <w:rFonts w:ascii="Times New Roman" w:hAnsi="Times New Roman" w:eastAsia="Times New Roman" w:cs="Times New Roman"/>
+        </w:rPr>
+        <w:t xml:space="preserve"> </w:t>
+      </w:r>
+      <w:r>
+        <w:rPr>
+          <w:rFonts w:ascii="Times New Roman" w:hAnsi="Times New Roman" w:eastAsia="Times New Roman" w:cs="Times New Roman"/>
+        </w:rPr>
+        <w:t xml:space="preserve">+ 4×0.0083))/2 = (−0.083 + 0.201)/2 = 0.059 M</w:t>
       </w:r>
       <w:r>
         <w:rPr>
@@ -51226,13 +52733,51 @@
         <w:rPr>
           <w:rFonts w:hint="eastAsia" w:ascii="Times New Roman" w:hAnsi="Times New Roman" w:eastAsia="Times New Roman" w:cs="Times New Roman"/>
         </w:rPr>
-        <w:t>，[Ac^{-}]</w:t>
-      </w:r>
-      <w:r>
-        <w:rPr>
-          <w:rFonts w:ascii="Times New Roman" w:hAnsi="Times New Roman" w:eastAsia="Times New Roman" w:cs="Times New Roman"/>
-        </w:rPr>
-        <w:t xml:space="preserve"> = </w:t>
+        <w:t>，</w:t>
+      </w:r>
+      <m:oMath>
+        <m:r>
+          <m:rPr>
+            <m:sty m:val="p"/>
+          </m:rPr>
+          <m:t>[</m:t>
+        </m:r>
+        <m:r>
+          <m:t>A</m:t>
+        </m:r>
+        <m:sSup>
+          <m:e>
+            <m:r>
+              <m:t>c</m:t>
+            </m:r>
+          </m:e>
+          <m:sup>
+            <m:r>
+              <m:rPr>
+                <m:sty m:val="p"/>
+              </m:rPr>
+              <m:t>−</m:t>
+            </m:r>
+          </m:sup>
+        </m:sSup>
+        <m:r>
+          <m:rPr>
+            <m:sty m:val="p"/>
+          </m:rPr>
+          <m:t>]</m:t>
+        </m:r>
+      </m:oMath>
+      <w:r>
+        <w:rPr>
+          <w:rFonts w:ascii="Times New Roman" w:hAnsi="Times New Roman" w:eastAsia="Times New Roman" w:cs="Times New Roman"/>
+        </w:rPr>
+        <w:t xml:space="preserve"> </w:t>
+      </w:r>
+      <w:r>
+        <w:rPr>
+          <w:rFonts w:ascii="Times New Roman" w:hAnsi="Times New Roman" w:eastAsia="Times New Roman" w:cs="Times New Roman"/>
+        </w:rPr>
+        <w:t xml:space="preserve">= </w:t>
       </w:r>
       <w:r>
         <w:rPr>

--- a/06-学生侧材料/讲义/化学原理/酸碱理论-超级充实版（自学完整）.docx
+++ b/06-学生侧材料/讲义/化学原理/酸碱理论-超级充实版（自学完整）.docx
@@ -1998,11 +1998,31 @@
               <w:pStyle w:val="Compact"/>
               <w:jc w:val="center"/>
             </w:pPr>
-            <w:r>
-              <w:rPr>
-                <w:rFonts w:ascii="Times New Roman" w:hAnsi="Times New Roman" w:eastAsia="Times New Roman" w:cs="Times New Roman"/>
-              </w:rPr>
-              <w:t xml:space="preserve">Cl^{-}</w:t>
+            <m:oMath>
+              <m:r>
+                <m:t>C</m:t>
+              </m:r>
+              <m:sSup>
+                <m:e>
+                  <m:r>
+                    <m:t>l</m:t>
+                  </m:r>
+                </m:e>
+                <m:sup>
+                  <m:r>
+                    <m:rPr>
+                      <m:sty m:val="p"/>
+                    </m:rPr>
+                    <m:t>−</m:t>
+                  </m:r>
+                </m:sup>
+              </m:sSup>
+            </m:oMath>
+            <w:r>
+              <w:rPr>
+                <w:rFonts w:ascii="Times New Roman" w:hAnsi="Times New Roman" w:eastAsia="Times New Roman" w:cs="Times New Roman"/>
+              </w:rPr>
+              <w:t xml:space="preserve">​</w:t>
             </w:r>
           </w:p>
         </w:tc>
@@ -2045,11 +2065,31 @@
               <w:pStyle w:val="Compact"/>
               <w:jc w:val="center"/>
             </w:pPr>
-            <w:r>
-              <w:rPr>
-                <w:rFonts w:ascii="Times New Roman" w:hAnsi="Times New Roman" w:eastAsia="Times New Roman" w:cs="Times New Roman"/>
-              </w:rPr>
-              <w:t xml:space="preserve">Ac^{-}</w:t>
+            <m:oMath>
+              <m:r>
+                <m:t>A</m:t>
+              </m:r>
+              <m:sSup>
+                <m:e>
+                  <m:r>
+                    <m:t>c</m:t>
+                  </m:r>
+                </m:e>
+                <m:sup>
+                  <m:r>
+                    <m:rPr>
+                      <m:sty m:val="p"/>
+                    </m:rPr>
+                    <m:t>−</m:t>
+                  </m:r>
+                </m:sup>
+              </m:sSup>
+            </m:oMath>
+            <w:r>
+              <w:rPr>
+                <w:rFonts w:ascii="Times New Roman" w:hAnsi="Times New Roman" w:eastAsia="Times New Roman" w:cs="Times New Roman"/>
+              </w:rPr>
+              <w:t xml:space="preserve">​</w:t>
             </w:r>
           </w:p>
         </w:tc>
@@ -2144,24 +2184,36 @@
               <w:pStyle w:val="Compact"/>
               <w:jc w:val="center"/>
             </w:pPr>
-            <w:r>
-              <w:rPr>
-                <w:rFonts w:ascii="Times New Roman" w:hAnsi="Times New Roman" w:eastAsia="Times New Roman" w:cs="Times New Roman"/>
-              </w:rPr>
-              <w:t>NH</w:t>
-            </w:r>
-            <w:r>
-              <w:rPr>
-                <w:rFonts w:ascii="Times New Roman" w:hAnsi="Times New Roman" w:eastAsia="Times New Roman" w:cs="Times New Roman"/>
-                <w:vertAlign w:val="subscript"/>
-              </w:rPr>
-              <w:t>4</w:t>
-            </w:r>
-            <w:r>
-              <w:rPr>
-                <w:rFonts w:ascii="Times New Roman" w:hAnsi="Times New Roman" w:eastAsia="Times New Roman" w:cs="Times New Roman"/>
-              </w:rPr>
-              <w:t>^{+}</w:t>
+            <m:oMath>
+              <m:r>
+                <m:t>N</m:t>
+              </m:r>
+              <m:sSubSup>
+                <m:e>
+                  <m:r>
+                    <m:t>H</m:t>
+                  </m:r>
+                </m:e>
+                <m:sub>
+                  <m:r>
+                    <m:t>4</m:t>
+                  </m:r>
+                </m:sub>
+                <m:sup>
+                  <m:r>
+                    <m:rPr>
+                      <m:sty m:val="p"/>
+                    </m:rPr>
+                    <m:t>+</m:t>
+                  </m:r>
+                </m:sup>
+              </m:sSubSup>
+            </m:oMath>
+            <w:r>
+              <w:rPr>
+                <w:rFonts w:ascii="Times New Roman" w:hAnsi="Times New Roman" w:eastAsia="Times New Roman" w:cs="Times New Roman"/>
+              </w:rPr>
+              <w:t xml:space="preserve">​</w:t>
             </w:r>
           </w:p>
         </w:tc>
@@ -3982,8 +4034,34 @@
               <w:rPr>
                 <w:rFonts w:ascii="Times New Roman" w:hAnsi="Times New Roman" w:eastAsia="Times New Roman" w:cs="Times New Roman"/>
               </w:rPr>
-              <w:t xml:space="preserve">+ Ac^{-}</w:t>
-            </w:r>
+              <w:t xml:space="preserve">+</w:t>
+            </w:r>
+            <w:r>
+              <w:rPr>
+                <w:rFonts w:ascii="Times New Roman" w:hAnsi="Times New Roman" w:eastAsia="Times New Roman" w:cs="Times New Roman"/>
+              </w:rPr>
+              <w:t xml:space="preserve"> </w:t>
+            </w:r>
+            <m:oMath>
+              <m:r>
+                <m:t>A</m:t>
+              </m:r>
+              <m:sSup>
+                <m:e>
+                  <m:r>
+                    <m:t>c</m:t>
+                  </m:r>
+                </m:e>
+                <m:sup>
+                  <m:r>
+                    <m:rPr>
+                      <m:sty m:val="p"/>
+                    </m:rPr>
+                    <m:t>−</m:t>
+                  </m:r>
+                </m:sup>
+              </m:sSup>
+            </m:oMath>
           </w:p>
         </w:tc>
         <w:tc>
@@ -17678,21 +17756,36 @@
         <w:rPr>
           <w:rFonts w:hint="eastAsia" w:ascii="Times New Roman" w:hAnsi="Times New Roman" w:eastAsia="Times New Roman" w:cs="Times New Roman"/>
         </w:rPr>
-        <w:t>，HCO</w:t>
-      </w:r>
-      <w:r>
-        <w:rPr>
-          <w:rFonts w:hint="eastAsia" w:ascii="Times New Roman" w:hAnsi="Times New Roman" w:eastAsia="Times New Roman" w:cs="Times New Roman"/>
-          <w:vertAlign w:val="subscript"/>
-        </w:rPr>
-        <w:t>3</w:t>
-      </w:r>
-      <w:r>
-        <w:rPr>
-          <w:rFonts w:hint="eastAsia" w:ascii="Times New Roman" w:hAnsi="Times New Roman" w:eastAsia="Times New Roman" w:cs="Times New Roman"/>
-        </w:rPr>
-        <w:t>^{-}</w:t>
-      </w:r>
+        <w:t>，</w:t>
+      </w:r>
+      <m:oMath>
+        <m:r>
+          <m:t>H</m:t>
+        </m:r>
+        <m:r>
+          <m:t>C</m:t>
+        </m:r>
+        <m:sSubSup>
+          <m:e>
+            <m:r>
+              <m:t>O</m:t>
+            </m:r>
+          </m:e>
+          <m:sub>
+            <m:r>
+              <m:t>3</m:t>
+            </m:r>
+          </m:sub>
+          <m:sup>
+            <m:r>
+              <m:rPr>
+                <m:sty m:val="p"/>
+              </m:rPr>
+              <m:t>−</m:t>
+            </m:r>
+          </m:sup>
+        </m:sSubSup>
+      </m:oMath>
       <w:r>
         <w:rPr>
           <w:rFonts w:ascii="Times New Roman" w:hAnsi="Times New Roman" w:eastAsia="Times New Roman" w:cs="Times New Roman"/>
@@ -20156,20 +20249,41 @@
         <w:rPr>
           <w:rFonts w:ascii="Times New Roman" w:hAnsi="Times New Roman" w:eastAsia="Times New Roman" w:cs="Times New Roman"/>
         </w:rPr>
-        <w:t xml:space="preserve"> HCO</w:t>
-      </w:r>
-      <w:r>
-        <w:rPr>
-          <w:rFonts w:ascii="Times New Roman" w:hAnsi="Times New Roman" w:eastAsia="Times New Roman" w:cs="Times New Roman"/>
-          <w:vertAlign w:val="subscript"/>
-        </w:rPr>
-        <w:t>3</w:t>
-      </w:r>
-      <w:r>
-        <w:rPr>
-          <w:rFonts w:ascii="Times New Roman" w:hAnsi="Times New Roman" w:eastAsia="Times New Roman" w:cs="Times New Roman"/>
-        </w:rPr>
-        <w:t xml:space="preserve">^{-} </w:t>
+        <w:t xml:space="preserve"> </w:t>
+      </w:r>
+      <m:oMath>
+        <m:r>
+          <m:t>H</m:t>
+        </m:r>
+        <m:r>
+          <m:t>C</m:t>
+        </m:r>
+        <m:sSubSup>
+          <m:e>
+            <m:r>
+              <m:t>O</m:t>
+            </m:r>
+          </m:e>
+          <m:sub>
+            <m:r>
+              <m:t>3</m:t>
+            </m:r>
+          </m:sub>
+          <m:sup>
+            <m:r>
+              <m:rPr>
+                <m:sty m:val="p"/>
+              </m:rPr>
+              <m:t>−</m:t>
+            </m:r>
+          </m:sup>
+        </m:sSubSup>
+      </m:oMath>
+      <w:r>
+        <w:rPr>
+          <w:rFonts w:ascii="Times New Roman" w:hAnsi="Times New Roman" w:eastAsia="Times New Roman" w:cs="Times New Roman"/>
+        </w:rPr>
+        <w:t xml:space="preserve"> </w:t>
       </w:r>
       <w:r>
         <w:rPr>
@@ -22185,11 +22299,31 @@
               <w:pStyle w:val="Compact"/>
               <w:jc w:val="center"/>
             </w:pPr>
-            <w:r>
-              <w:rPr>
-                <w:rFonts w:ascii="Times New Roman" w:hAnsi="Times New Roman" w:eastAsia="Times New Roman" w:cs="Times New Roman"/>
-              </w:rPr>
-              <w:t xml:space="preserve">A^{2-}</w:t>
+            <m:oMath>
+              <m:sSup>
+                <m:e>
+                  <m:r>
+                    <m:t>A</m:t>
+                  </m:r>
+                </m:e>
+                <m:sup>
+                  <m:r>
+                    <m:t>2</m:t>
+                  </m:r>
+                  <m:r>
+                    <m:rPr>
+                      <m:sty m:val="p"/>
+                    </m:rPr>
+                    <m:t>−</m:t>
+                  </m:r>
+                </m:sup>
+              </m:sSup>
+            </m:oMath>
+            <w:r>
+              <w:rPr>
+                <w:rFonts w:ascii="Times New Roman" w:hAnsi="Times New Roman" w:eastAsia="Times New Roman" w:cs="Times New Roman"/>
+              </w:rPr>
+              <w:t xml:space="preserve">​</w:t>
             </w:r>
           </w:p>
         </w:tc>
@@ -22236,63 +22370,151 @@
           <w:numId w:val="1009"/>
         </w:numPr>
       </w:pPr>
-      <w:r>
-        <w:rPr>
-          <w:rFonts w:ascii="Times New Roman" w:hAnsi="Times New Roman" w:eastAsia="Times New Roman" w:cs="Times New Roman"/>
-        </w:rPr>
-        <w:t>H</w:t>
-      </w:r>
-      <w:r>
-        <w:rPr>
-          <w:rFonts w:ascii="Times New Roman" w:hAnsi="Times New Roman" w:eastAsia="Times New Roman" w:cs="Times New Roman"/>
-          <w:vertAlign w:val="subscript"/>
-        </w:rPr>
-        <w:t>2</w:t>
-      </w:r>
-      <w:r>
-        <w:rPr>
-          <w:rFonts w:ascii="Times New Roman" w:hAnsi="Times New Roman" w:eastAsia="Times New Roman" w:cs="Times New Roman"/>
-        </w:rPr>
-        <w:t>CO</w:t>
-      </w:r>
-      <w:r>
-        <w:rPr>
-          <w:rFonts w:ascii="Times New Roman" w:hAnsi="Times New Roman" w:eastAsia="Times New Roman" w:cs="Times New Roman"/>
-          <w:vertAlign w:val="subscript"/>
-        </w:rPr>
-        <w:t>3</w:t>
-      </w:r>
-      <w:r>
-        <w:rPr>
-          <w:rFonts w:ascii="Times New Roman" w:hAnsi="Times New Roman" w:eastAsia="Times New Roman" w:cs="Times New Roman"/>
-        </w:rPr>
-        <w:t xml:space="preserve"> / HCO</w:t>
-      </w:r>
-      <w:r>
-        <w:rPr>
-          <w:rFonts w:ascii="Times New Roman" w:hAnsi="Times New Roman" w:eastAsia="Times New Roman" w:cs="Times New Roman"/>
-          <w:vertAlign w:val="subscript"/>
-        </w:rPr>
-        <w:t>3</w:t>
-      </w:r>
-      <w:r>
-        <w:rPr>
-          <w:rFonts w:ascii="Times New Roman" w:hAnsi="Times New Roman" w:eastAsia="Times New Roman" w:cs="Times New Roman"/>
-        </w:rPr>
-        <w:t>^{-} / CO</w:t>
-      </w:r>
-      <w:r>
-        <w:rPr>
-          <w:rFonts w:ascii="Times New Roman" w:hAnsi="Times New Roman" w:eastAsia="Times New Roman" w:cs="Times New Roman"/>
-          <w:vertAlign w:val="subscript"/>
-        </w:rPr>
-        <w:t>3</w:t>
-      </w:r>
-      <w:r>
-        <w:rPr>
-          <w:rFonts w:ascii="Times New Roman" w:hAnsi="Times New Roman" w:eastAsia="Times New Roman" w:cs="Times New Roman"/>
-        </w:rPr>
-        <w:t>^{2-}</w:t>
+      <m:oMath>
+        <m:oMathPr>
+          <m:ctrlPr>
+            <w:rPr>
+              <w:sz w:val="28"/>
+              <w:szCs w:val="28"/>
+            </w:rPr>
+          </m:ctrlPr>
+        </m:oMathPr>
+        <m:sSub>
+          <m:e>
+            <m:r>
+              <m:rPr>
+                <m:sty m:val="p"/>
+              </m:rPr>
+              <m:t>H</m:t>
+            </m:r>
+          </m:e>
+          <m:sub>
+            <m:r>
+              <m:rPr>
+                <m:sty m:val="p"/>
+              </m:rPr>
+              <m:t>2</m:t>
+            </m:r>
+          </m:sub>
+        </m:sSub>
+        <m:r>
+          <m:rPr>
+            <m:sty m:val="p"/>
+          </m:rPr>
+          <m:t>C</m:t>
+        </m:r>
+        <m:sSub>
+          <m:e>
+            <m:r>
+              <m:rPr>
+                <m:sty m:val="p"/>
+              </m:rPr>
+              <m:t>O</m:t>
+            </m:r>
+          </m:e>
+          <m:sub>
+            <m:r>
+              <m:rPr>
+                <m:sty m:val="p"/>
+              </m:rPr>
+              <m:t>3</m:t>
+            </m:r>
+          </m:sub>
+        </m:sSub>
+        <m:r>
+          <m:rPr>
+            <m:sty m:val="p"/>
+          </m:rPr>
+          <m:t>/</m:t>
+        </m:r>
+        <m:r>
+          <m:rPr>
+            <m:sty m:val="p"/>
+          </m:rPr>
+          <m:t>H</m:t>
+        </m:r>
+        <m:r>
+          <m:rPr>
+            <m:sty m:val="p"/>
+          </m:rPr>
+          <m:t>C</m:t>
+        </m:r>
+        <m:sSubSup>
+          <m:e>
+            <m:r>
+              <m:rPr>
+                <m:sty m:val="p"/>
+              </m:rPr>
+              <m:t>O</m:t>
+            </m:r>
+          </m:e>
+          <m:sub>
+            <m:r>
+              <m:rPr>
+                <m:sty m:val="p"/>
+              </m:rPr>
+              <m:t>3</m:t>
+            </m:r>
+          </m:sub>
+          <m:sup>
+            <m:r>
+              <m:rPr>
+                <m:sty m:val="p"/>
+              </m:rPr>
+              <m:t>−</m:t>
+            </m:r>
+          </m:sup>
+        </m:sSubSup>
+        <m:r>
+          <m:rPr>
+            <m:sty m:val="p"/>
+          </m:rPr>
+          <m:t>/</m:t>
+        </m:r>
+        <m:r>
+          <m:rPr>
+            <m:sty m:val="p"/>
+          </m:rPr>
+          <m:t>C</m:t>
+        </m:r>
+        <m:sSubSup>
+          <m:e>
+            <m:r>
+              <m:rPr>
+                <m:sty m:val="p"/>
+              </m:rPr>
+              <m:t>O</m:t>
+            </m:r>
+          </m:e>
+          <m:sub>
+            <m:r>
+              <m:rPr>
+                <m:sty m:val="p"/>
+              </m:rPr>
+              <m:t>3</m:t>
+            </m:r>
+          </m:sub>
+          <m:sup>
+            <m:r>
+              <m:rPr>
+                <m:sty m:val="p"/>
+              </m:rPr>
+              <m:t>2</m:t>
+            </m:r>
+            <m:r>
+              <m:rPr>
+                <m:sty m:val="p"/>
+              </m:rPr>
+              <m:t>−</m:t>
+            </m:r>
+          </m:sup>
+        </m:sSubSup>
+      </m:oMath>
+      <w:r>
+        <w:rPr>
+          <w:rFonts w:ascii="Times New Roman" w:hAnsi="Times New Roman" w:eastAsia="Times New Roman" w:cs="Times New Roman"/>
+        </w:rPr>
+        <w:t xml:space="preserve">​</w:t>
       </w:r>
     </w:p>
     <w:p>
@@ -23947,7 +24169,30 @@
         <w:rPr>
           <w:rFonts w:ascii="Times New Roman" w:hAnsi="Times New Roman" w:eastAsia="Times New Roman" w:cs="Times New Roman"/>
         </w:rPr>
-        <w:t xml:space="preserve"> A^{-} </w:t>
+        <w:t xml:space="preserve"> </w:t>
+      </w:r>
+      <m:oMath>
+        <m:sSup>
+          <m:e>
+            <m:r>
+              <m:t>A</m:t>
+            </m:r>
+          </m:e>
+          <m:sup>
+            <m:r>
+              <m:rPr>
+                <m:sty m:val="p"/>
+              </m:rPr>
+              <m:t>−</m:t>
+            </m:r>
+          </m:sup>
+        </m:sSup>
+      </m:oMath>
+      <w:r>
+        <w:rPr>
+          <w:rFonts w:ascii="Times New Roman" w:hAnsi="Times New Roman" w:eastAsia="Times New Roman" w:cs="Times New Roman"/>
+        </w:rPr>
+        <w:t xml:space="preserve"> </w:t>
       </w:r>
       <w:r>
         <w:rPr>
@@ -26413,7 +26658,33 @@
         <w:rPr>
           <w:rFonts w:hint="eastAsia" w:ascii="Times New Roman" w:hAnsi="Times New Roman" w:eastAsia="Times New Roman" w:cs="Times New Roman"/>
         </w:rPr>
-        <w:t xml:space="preserve">M（Ac^{-}）</w:t>
+        <w:t xml:space="preserve">M（</w:t>
+      </w:r>
+      <m:oMath>
+        <m:r>
+          <m:t>A</m:t>
+        </m:r>
+        <m:sSup>
+          <m:e>
+            <m:r>
+              <m:t>c</m:t>
+            </m:r>
+          </m:e>
+          <m:sup>
+            <m:r>
+              <m:rPr>
+                <m:sty m:val="p"/>
+              </m:rPr>
+              <m:t>−</m:t>
+            </m:r>
+          </m:sup>
+        </m:sSup>
+      </m:oMath>
+      <w:r>
+        <w:rPr>
+          <w:rFonts w:hint="eastAsia" w:ascii="Times New Roman" w:hAnsi="Times New Roman" w:eastAsia="Times New Roman" w:cs="Times New Roman"/>
+        </w:rPr>
+        <w:t xml:space="preserve">）</w:t>
       </w:r>
     </w:p>
     <w:p>
@@ -28103,41 +28374,77 @@
         <w:rPr>
           <w:rFonts w:ascii="Times New Roman" w:hAnsi="Times New Roman" w:eastAsia="Times New Roman" w:cs="Times New Roman"/>
         </w:rPr>
-        <w:t xml:space="preserve"> HCO</w:t>
-      </w:r>
-      <w:r>
-        <w:rPr>
-          <w:rFonts w:ascii="Times New Roman" w:hAnsi="Times New Roman" w:eastAsia="Times New Roman" w:cs="Times New Roman"/>
-          <w:vertAlign w:val="subscript"/>
-        </w:rPr>
-        <w:t>3</w:t>
-      </w:r>
-      <w:r>
-        <w:rPr>
-          <w:rFonts w:ascii="Times New Roman" w:hAnsi="Times New Roman" w:eastAsia="Times New Roman" w:cs="Times New Roman"/>
-        </w:rPr>
-        <w:t>^{-}/H</w:t>
-      </w:r>
-      <w:r>
-        <w:rPr>
-          <w:rFonts w:ascii="Times New Roman" w:hAnsi="Times New Roman" w:eastAsia="Times New Roman" w:cs="Times New Roman"/>
-          <w:vertAlign w:val="subscript"/>
-        </w:rPr>
-        <w:t>2</w:t>
-      </w:r>
-      <w:r>
-        <w:rPr>
-          <w:rFonts w:ascii="Times New Roman" w:hAnsi="Times New Roman" w:eastAsia="Times New Roman" w:cs="Times New Roman"/>
-        </w:rPr>
-        <w:t>CO</w:t>
-      </w:r>
-      <w:r>
-        <w:rPr>
-          <w:rFonts w:ascii="Times New Roman" w:hAnsi="Times New Roman" w:eastAsia="Times New Roman" w:cs="Times New Roman"/>
-          <w:vertAlign w:val="subscript"/>
-        </w:rPr>
-        <w:t>3</w:t>
-      </w:r>
+        <w:t xml:space="preserve"> </w:t>
+      </w:r>
+      <m:oMath>
+        <m:oMathPr>
+          <m:ctrlPr>
+            <w:rPr>
+              <w:sz w:val="28"/>
+              <w:szCs w:val="28"/>
+            </w:rPr>
+          </m:ctrlPr>
+        </m:oMathPr>
+        <m:r>
+          <m:t>H</m:t>
+        </m:r>
+        <m:r>
+          <m:t>C</m:t>
+        </m:r>
+        <m:sSubSup>
+          <m:e>
+            <m:r>
+              <m:t>O</m:t>
+            </m:r>
+          </m:e>
+          <m:sub>
+            <m:r>
+              <m:t>3</m:t>
+            </m:r>
+          </m:sub>
+          <m:sup>
+            <m:r>
+              <m:rPr>
+                <m:sty m:val="p"/>
+              </m:rPr>
+              <m:t>−</m:t>
+            </m:r>
+          </m:sup>
+        </m:sSubSup>
+        <m:r>
+          <m:rPr>
+            <m:sty m:val="p"/>
+          </m:rPr>
+          <m:t>/</m:t>
+        </m:r>
+        <m:sSub>
+          <m:e>
+            <m:r>
+              <m:t>H</m:t>
+            </m:r>
+          </m:e>
+          <m:sub>
+            <m:r>
+              <m:t>2</m:t>
+            </m:r>
+          </m:sub>
+        </m:sSub>
+        <m:r>
+          <m:t>C</m:t>
+        </m:r>
+        <m:sSub>
+          <m:e>
+            <m:r>
+              <m:t>O</m:t>
+            </m:r>
+          </m:e>
+          <m:sub>
+            <m:r>
+              <m:t>3</m:t>
+            </m:r>
+          </m:sub>
+        </m:sSub>
+      </m:oMath>
       <w:r>
         <w:rPr>
           <w:rFonts w:ascii="Times New Roman" w:hAnsi="Times New Roman" w:eastAsia="Times New Roman" w:cs="Times New Roman"/>
@@ -28592,64 +28899,239 @@
         <w:rPr>
           <w:rFonts w:ascii="Times New Roman" w:hAnsi="Times New Roman" w:eastAsia="Times New Roman" w:cs="Times New Roman"/>
         </w:rPr>
-        <w:t xml:space="preserve"> [HCO</w:t>
-      </w:r>
-      <w:r>
-        <w:rPr>
-          <w:rFonts w:ascii="Times New Roman" w:hAnsi="Times New Roman" w:eastAsia="Times New Roman" w:cs="Times New Roman"/>
-          <w:vertAlign w:val="subscript"/>
-        </w:rPr>
-        <w:t>3</w:t>
-      </w:r>
-      <w:r>
-        <w:rPr>
-          <w:rFonts w:ascii="Times New Roman" w:hAnsi="Times New Roman" w:eastAsia="Times New Roman" w:cs="Times New Roman"/>
-        </w:rPr>
-        <w:t xml:space="preserve">^{-}] = 24 </w:t>
-      </w:r>
-      <w:r>
-        <w:rPr>
-          <w:rFonts w:hint="eastAsia" w:ascii="Times New Roman" w:hAnsi="Times New Roman" w:eastAsia="Times New Roman" w:cs="Times New Roman"/>
-        </w:rPr>
-        <w:t>mmol/L，[H</w:t>
-      </w:r>
-      <w:r>
-        <w:rPr>
-          <w:rFonts w:hint="eastAsia" w:ascii="Times New Roman" w:hAnsi="Times New Roman" w:eastAsia="Times New Roman" w:cs="Times New Roman"/>
-          <w:vertAlign w:val="subscript"/>
-        </w:rPr>
-        <w:t>2</w:t>
-      </w:r>
-      <w:r>
-        <w:rPr>
-          <w:rFonts w:hint="eastAsia" w:ascii="Times New Roman" w:hAnsi="Times New Roman" w:eastAsia="Times New Roman" w:cs="Times New Roman"/>
-        </w:rPr>
-        <w:t>CO</w:t>
-      </w:r>
-      <w:r>
-        <w:rPr>
-          <w:rFonts w:hint="eastAsia" w:ascii="Times New Roman" w:hAnsi="Times New Roman" w:eastAsia="Times New Roman" w:cs="Times New Roman"/>
-          <w:vertAlign w:val="subscript"/>
-        </w:rPr>
-        <w:t>3</w:t>
-      </w:r>
-      <w:r>
-        <w:rPr>
-          <w:rFonts w:hint="eastAsia" w:ascii="Times New Roman" w:hAnsi="Times New Roman" w:eastAsia="Times New Roman" w:cs="Times New Roman"/>
-        </w:rPr>
-        <w:t>]</w:t>
-      </w:r>
-      <w:r>
-        <w:rPr>
-          <w:rFonts w:ascii="Times New Roman" w:hAnsi="Times New Roman" w:eastAsia="Times New Roman" w:cs="Times New Roman"/>
-        </w:rPr>
-        <w:t xml:space="preserve"> = 1.2 </w:t>
-      </w:r>
-      <w:r>
-        <w:rPr>
-          <w:rFonts w:hint="eastAsia" w:ascii="Times New Roman" w:hAnsi="Times New Roman" w:eastAsia="Times New Roman" w:cs="Times New Roman"/>
-        </w:rPr>
-        <w:t xml:space="preserve">mmol/L）</w:t>
+        <w:t xml:space="preserve"> </w:t>
+      </w:r>
+      <m:oMath>
+        <m:oMathPr>
+          <m:ctrlPr>
+            <w:rPr>
+              <w:sz w:val="28"/>
+              <w:szCs w:val="28"/>
+            </w:rPr>
+          </m:ctrlPr>
+        </m:oMathPr>
+        <m:r>
+          <m:rPr>
+            <m:sty m:val="p"/>
+          </m:rPr>
+          <m:t>[</m:t>
+        </m:r>
+        <m:r>
+          <m:rPr>
+            <m:sty m:val="p"/>
+          </m:rPr>
+          <m:t>H</m:t>
+        </m:r>
+        <m:r>
+          <m:rPr>
+            <m:sty m:val="p"/>
+          </m:rPr>
+          <m:t>C</m:t>
+        </m:r>
+        <m:sSubSup>
+          <m:e>
+            <m:r>
+              <m:rPr>
+                <m:sty m:val="p"/>
+              </m:rPr>
+              <m:t>O</m:t>
+            </m:r>
+          </m:e>
+          <m:sub>
+            <m:r>
+              <m:rPr>
+                <m:sty m:val="p"/>
+              </m:rPr>
+              <m:t>3</m:t>
+            </m:r>
+          </m:sub>
+          <m:sup>
+            <m:r>
+              <m:rPr>
+                <m:sty m:val="p"/>
+              </m:rPr>
+              <m:t>−</m:t>
+            </m:r>
+          </m:sup>
+        </m:sSubSup>
+        <m:r>
+          <m:rPr>
+            <m:sty m:val="p"/>
+          </m:rPr>
+          <m:t>]</m:t>
+        </m:r>
+        <m:r>
+          <m:rPr>
+            <m:sty m:val="p"/>
+          </m:rPr>
+          <m:t>=</m:t>
+        </m:r>
+        <m:r>
+          <m:t>24</m:t>
+        </m:r>
+        <m:r>
+          <m:t> </m:t>
+        </m:r>
+        <m:r>
+          <m:rPr>
+            <m:sty m:val="p"/>
+          </m:rPr>
+          <m:t>m</m:t>
+        </m:r>
+        <m:r>
+          <m:rPr>
+            <m:sty m:val="p"/>
+          </m:rPr>
+          <m:t>m</m:t>
+        </m:r>
+        <m:r>
+          <m:rPr>
+            <m:sty m:val="p"/>
+          </m:rPr>
+          <m:t>o</m:t>
+        </m:r>
+        <m:r>
+          <m:rPr>
+            <m:sty m:val="p"/>
+          </m:rPr>
+          <m:t>l</m:t>
+        </m:r>
+        <m:r>
+          <m:rPr>
+            <m:sty m:val="p"/>
+          </m:rPr>
+          <m:t>/</m:t>
+        </m:r>
+        <m:r>
+          <m:rPr>
+            <m:sty m:val="p"/>
+          </m:rPr>
+          <m:t>L</m:t>
+        </m:r>
+      </m:oMath>
+      <w:r>
+        <w:rPr>
+          <w:rFonts w:hint="eastAsia" w:ascii="Times New Roman" w:hAnsi="Times New Roman" w:eastAsia="Times New Roman" w:cs="Times New Roman"/>
+        </w:rPr>
+        <w:t xml:space="preserve">，</w:t>
+      </w:r>
+      <m:oMath>
+        <m:oMathPr>
+          <m:ctrlPr>
+            <w:rPr>
+              <w:sz w:val="28"/>
+              <w:szCs w:val="28"/>
+            </w:rPr>
+          </m:ctrlPr>
+        </m:oMathPr>
+        <m:r>
+          <m:rPr>
+            <m:sty m:val="p"/>
+          </m:rPr>
+          <m:t>[</m:t>
+        </m:r>
+        <m:sSub>
+          <m:e>
+            <m:r>
+              <m:rPr>
+                <m:sty m:val="p"/>
+              </m:rPr>
+              <m:t>H</m:t>
+            </m:r>
+          </m:e>
+          <m:sub>
+            <m:r>
+              <m:rPr>
+                <m:sty m:val="p"/>
+              </m:rPr>
+              <m:t>2</m:t>
+            </m:r>
+          </m:sub>
+        </m:sSub>
+        <m:r>
+          <m:rPr>
+            <m:sty m:val="p"/>
+          </m:rPr>
+          <m:t>C</m:t>
+        </m:r>
+        <m:sSub>
+          <m:e>
+            <m:r>
+              <m:rPr>
+                <m:sty m:val="p"/>
+              </m:rPr>
+              <m:t>O</m:t>
+            </m:r>
+          </m:e>
+          <m:sub>
+            <m:r>
+              <m:rPr>
+                <m:sty m:val="p"/>
+              </m:rPr>
+              <m:t>3</m:t>
+            </m:r>
+          </m:sub>
+        </m:sSub>
+        <m:r>
+          <m:rPr>
+            <m:sty m:val="p"/>
+          </m:rPr>
+          <m:t>]</m:t>
+        </m:r>
+        <m:r>
+          <m:rPr>
+            <m:sty m:val="p"/>
+          </m:rPr>
+          <m:t>=</m:t>
+        </m:r>
+        <m:r>
+          <m:t>1.2</m:t>
+        </m:r>
+        <m:r>
+          <m:t> </m:t>
+        </m:r>
+        <m:r>
+          <m:rPr>
+            <m:sty m:val="p"/>
+          </m:rPr>
+          <m:t>m</m:t>
+        </m:r>
+        <m:r>
+          <m:rPr>
+            <m:sty m:val="p"/>
+          </m:rPr>
+          <m:t>m</m:t>
+        </m:r>
+        <m:r>
+          <m:rPr>
+            <m:sty m:val="p"/>
+          </m:rPr>
+          <m:t>o</m:t>
+        </m:r>
+        <m:r>
+          <m:rPr>
+            <m:sty m:val="p"/>
+          </m:rPr>
+          <m:t>l</m:t>
+        </m:r>
+        <m:r>
+          <m:rPr>
+            <m:sty m:val="p"/>
+          </m:rPr>
+          <m:t>/</m:t>
+        </m:r>
+        <m:r>
+          <m:rPr>
+            <m:sty m:val="p"/>
+          </m:rPr>
+          <m:t>L</m:t>
+        </m:r>
+      </m:oMath>
+      <w:r>
+        <w:rPr>
+          <w:rFonts w:hint="eastAsia" w:ascii="Times New Roman" w:hAnsi="Times New Roman" w:eastAsia="Times New Roman" w:cs="Times New Roman"/>
+        </w:rPr>
+        <w:t xml:space="preserve">）</w:t>
       </w:r>
     </w:p>
     <w:p>
@@ -44567,7 +45049,33 @@
         <w:rPr>
           <w:rFonts w:ascii="Times New Roman" w:hAnsi="Times New Roman" w:eastAsia="Times New Roman" w:cs="Times New Roman"/>
         </w:rPr>
-        <w:t xml:space="preserve"> Cl^{-} </w:t>
+        <w:t xml:space="preserve"> </w:t>
+      </w:r>
+      <m:oMath>
+        <m:r>
+          <m:t>C</m:t>
+        </m:r>
+        <m:sSup>
+          <m:e>
+            <m:r>
+              <m:t>l</m:t>
+            </m:r>
+          </m:e>
+          <m:sup>
+            <m:r>
+              <m:rPr>
+                <m:sty m:val="p"/>
+              </m:rPr>
+              <m:t>−</m:t>
+            </m:r>
+          </m:sup>
+        </m:sSup>
+      </m:oMath>
+      <w:r>
+        <w:rPr>
+          <w:rFonts w:ascii="Times New Roman" w:hAnsi="Times New Roman" w:eastAsia="Times New Roman" w:cs="Times New Roman"/>
+        </w:rPr>
+        <w:t xml:space="preserve"> </w:t>
       </w:r>
       <w:r>
         <w:rPr>
@@ -45996,46 +46504,143 @@
         <w:rPr>
           <w:rFonts w:ascii="Times New Roman" w:hAnsi="Times New Roman" w:eastAsia="Times New Roman" w:cs="Times New Roman"/>
         </w:rPr>
-        <w:t xml:space="preserve"> + lg([HCO</w:t>
-      </w:r>
-      <w:r>
-        <w:rPr>
-          <w:rFonts w:ascii="Times New Roman" w:hAnsi="Times New Roman" w:eastAsia="Times New Roman" w:cs="Times New Roman"/>
-          <w:vertAlign w:val="subscript"/>
-        </w:rPr>
-        <w:t>3</w:t>
-      </w:r>
-      <w:r>
-        <w:rPr>
-          <w:rFonts w:ascii="Times New Roman" w:hAnsi="Times New Roman" w:eastAsia="Times New Roman" w:cs="Times New Roman"/>
-        </w:rPr>
-        <w:t>^{-}]/[H</w:t>
-      </w:r>
-      <w:r>
-        <w:rPr>
-          <w:rFonts w:ascii="Times New Roman" w:hAnsi="Times New Roman" w:eastAsia="Times New Roman" w:cs="Times New Roman"/>
-          <w:vertAlign w:val="subscript"/>
-        </w:rPr>
-        <w:t>2</w:t>
-      </w:r>
-      <w:r>
-        <w:rPr>
-          <w:rFonts w:ascii="Times New Roman" w:hAnsi="Times New Roman" w:eastAsia="Times New Roman" w:cs="Times New Roman"/>
-        </w:rPr>
-        <w:t>CO</w:t>
-      </w:r>
-      <w:r>
-        <w:rPr>
-          <w:rFonts w:ascii="Times New Roman" w:hAnsi="Times New Roman" w:eastAsia="Times New Roman" w:cs="Times New Roman"/>
-          <w:vertAlign w:val="subscript"/>
-        </w:rPr>
-        <w:t>3</w:t>
-      </w:r>
-      <w:r>
-        <w:rPr>
-          <w:rFonts w:ascii="Times New Roman" w:hAnsi="Times New Roman" w:eastAsia="Times New Roman" w:cs="Times New Roman"/>
-        </w:rPr>
-        <w:t>]) = 6.10 + lg(24/1.2) = 6.10 + 1.30 = 7.40 ✓</w:t>
+        <w:t xml:space="preserve"> + lg(</w:t>
+      </w:r>
+      <m:oMath>
+        <m:oMathPr>
+          <m:ctrlPr>
+            <w:rPr>
+              <w:sz w:val="28"/>
+              <w:szCs w:val="28"/>
+            </w:rPr>
+          </m:ctrlPr>
+        </m:oMathPr>
+        <m:r>
+          <m:rPr>
+            <m:sty m:val="p"/>
+          </m:rPr>
+          <m:t>[</m:t>
+        </m:r>
+        <m:r>
+          <m:rPr>
+            <m:sty m:val="p"/>
+          </m:rPr>
+          <m:t>H</m:t>
+        </m:r>
+        <m:r>
+          <m:rPr>
+            <m:sty m:val="p"/>
+          </m:rPr>
+          <m:t>C</m:t>
+        </m:r>
+        <m:sSubSup>
+          <m:e>
+            <m:r>
+              <m:rPr>
+                <m:sty m:val="p"/>
+              </m:rPr>
+              <m:t>O</m:t>
+            </m:r>
+          </m:e>
+          <m:sub>
+            <m:r>
+              <m:rPr>
+                <m:sty m:val="p"/>
+              </m:rPr>
+              <m:t>3</m:t>
+            </m:r>
+          </m:sub>
+          <m:sup>
+            <m:r>
+              <m:rPr>
+                <m:sty m:val="p"/>
+              </m:rPr>
+              <m:t>−</m:t>
+            </m:r>
+          </m:sup>
+        </m:sSubSup>
+        <m:r>
+          <m:rPr>
+            <m:sty m:val="p"/>
+          </m:rPr>
+          <m:t>]</m:t>
+        </m:r>
+      </m:oMath>
+      <w:r>
+        <w:rPr>
+          <w:rFonts w:ascii="Times New Roman" w:hAnsi="Times New Roman" w:eastAsia="Times New Roman" w:cs="Times New Roman"/>
+        </w:rPr>
+        <w:t xml:space="preserve">/</w:t>
+      </w:r>
+      <m:oMath>
+        <m:oMathPr>
+          <m:ctrlPr>
+            <w:rPr>
+              <w:sz w:val="28"/>
+              <w:szCs w:val="28"/>
+            </w:rPr>
+          </m:ctrlPr>
+        </m:oMathPr>
+        <m:r>
+          <m:rPr>
+            <m:sty m:val="p"/>
+          </m:rPr>
+          <m:t>[</m:t>
+        </m:r>
+        <m:sSub>
+          <m:e>
+            <m:r>
+              <m:rPr>
+                <m:sty m:val="p"/>
+              </m:rPr>
+              <m:t>H</m:t>
+            </m:r>
+          </m:e>
+          <m:sub>
+            <m:r>
+              <m:rPr>
+                <m:sty m:val="p"/>
+              </m:rPr>
+              <m:t>2</m:t>
+            </m:r>
+          </m:sub>
+        </m:sSub>
+        <m:r>
+          <m:rPr>
+            <m:sty m:val="p"/>
+          </m:rPr>
+          <m:t>C</m:t>
+        </m:r>
+        <m:sSub>
+          <m:e>
+            <m:r>
+              <m:rPr>
+                <m:sty m:val="p"/>
+              </m:rPr>
+              <m:t>O</m:t>
+            </m:r>
+          </m:e>
+          <m:sub>
+            <m:r>
+              <m:rPr>
+                <m:sty m:val="p"/>
+              </m:rPr>
+              <m:t>3</m:t>
+            </m:r>
+          </m:sub>
+        </m:sSub>
+        <m:r>
+          <m:rPr>
+            <m:sty m:val="p"/>
+          </m:rPr>
+          <m:t>]</m:t>
+        </m:r>
+      </m:oMath>
+      <w:r>
+        <w:rPr>
+          <w:rFonts w:ascii="Times New Roman" w:hAnsi="Times New Roman" w:eastAsia="Times New Roman" w:cs="Times New Roman"/>
+        </w:rPr>
+        <w:t xml:space="preserve">) = 6.10 + lg(24/1.2) = 6.10 + 1.30 = 7.40 ✓</w:t>
       </w:r>
     </w:p>
     <w:p>
@@ -49043,24 +49648,36 @@
         </w:rPr>
         <w:t xml:space="preserve"> </w:t>
       </w:r>
-      <w:r>
-        <w:rPr>
-          <w:rFonts w:hint="eastAsia" w:ascii="Times New Roman" w:hAnsi="Times New Roman" w:eastAsia="Times New Roman" w:cs="Times New Roman"/>
-        </w:rPr>
-        <w:t>NH</w:t>
-      </w:r>
-      <w:r>
-        <w:rPr>
-          <w:rFonts w:hint="eastAsia" w:ascii="Times New Roman" w:hAnsi="Times New Roman" w:eastAsia="Times New Roman" w:cs="Times New Roman"/>
-          <w:vertAlign w:val="subscript"/>
-        </w:rPr>
-        <w:t>4</w:t>
-      </w:r>
-      <w:r>
-        <w:rPr>
-          <w:rFonts w:hint="eastAsia" w:ascii="Times New Roman" w:hAnsi="Times New Roman" w:eastAsia="Times New Roman" w:cs="Times New Roman"/>
-        </w:rPr>
-        <w:t>^{+}，</w:t>
+      <m:oMath>
+        <m:r>
+          <m:t>N</m:t>
+        </m:r>
+        <m:sSubSup>
+          <m:e>
+            <m:r>
+              <m:t>H</m:t>
+            </m:r>
+          </m:e>
+          <m:sub>
+            <m:r>
+              <m:t>4</m:t>
+            </m:r>
+          </m:sub>
+          <m:sup>
+            <m:r>
+              <m:rPr>
+                <m:sty m:val="p"/>
+              </m:rPr>
+              <m:t>+</m:t>
+            </m:r>
+          </m:sup>
+        </m:sSubSup>
+      </m:oMath>
+      <w:r>
+        <w:rPr>
+          <w:rFonts w:hint="eastAsia" w:ascii="Times New Roman" w:hAnsi="Times New Roman" w:eastAsia="Times New Roman" w:cs="Times New Roman"/>
+        </w:rPr>
+        <w:t>，</w:t>
       </w:r>
       <w:r>
         <w:rPr>
@@ -50808,63 +51425,287 @@
         </w:rPr>
         <w:t xml:space="preserve"> </w:t>
       </w:r>
-      <w:r>
-        <w:rPr>
-          <w:rFonts w:ascii="Times New Roman" w:hAnsi="Times New Roman" w:eastAsia="Times New Roman" w:cs="Times New Roman"/>
-        </w:rPr>
-        <w:t>[H</w:t>
-      </w:r>
-      <w:r>
-        <w:rPr>
-          <w:rFonts w:ascii="Times New Roman" w:hAnsi="Times New Roman" w:eastAsia="Times New Roman" w:cs="Times New Roman"/>
-          <w:vertAlign w:val="subscript"/>
-        </w:rPr>
-        <w:t>2</w:t>
-      </w:r>
-      <w:r>
-        <w:rPr>
-          <w:rFonts w:ascii="Times New Roman" w:hAnsi="Times New Roman" w:eastAsia="Times New Roman" w:cs="Times New Roman"/>
-        </w:rPr>
-        <w:t>CO</w:t>
-      </w:r>
-      <w:r>
-        <w:rPr>
-          <w:rFonts w:ascii="Times New Roman" w:hAnsi="Times New Roman" w:eastAsia="Times New Roman" w:cs="Times New Roman"/>
-          <w:vertAlign w:val="subscript"/>
-        </w:rPr>
-        <w:t>3</w:t>
-      </w:r>
-      <w:r>
-        <w:rPr>
-          <w:rFonts w:ascii="Times New Roman" w:hAnsi="Times New Roman" w:eastAsia="Times New Roman" w:cs="Times New Roman"/>
-        </w:rPr>
-        <w:t>] = [HCO</w:t>
-      </w:r>
-      <w:r>
-        <w:rPr>
-          <w:rFonts w:ascii="Times New Roman" w:hAnsi="Times New Roman" w:eastAsia="Times New Roman" w:cs="Times New Roman"/>
-          <w:vertAlign w:val="subscript"/>
-        </w:rPr>
-        <w:t>3</w:t>
-      </w:r>
-      <w:r>
-        <w:rPr>
-          <w:rFonts w:ascii="Times New Roman" w:hAnsi="Times New Roman" w:eastAsia="Times New Roman" w:cs="Times New Roman"/>
-        </w:rPr>
-        <w:t>^{-}]/10^(pH−pKa</w:t>
-      </w:r>
-      <w:r>
-        <w:rPr>
-          <w:rFonts w:ascii="Times New Roman" w:hAnsi="Times New Roman" w:eastAsia="Times New Roman" w:cs="Times New Roman"/>
-          <w:vertAlign w:val="subscript"/>
-        </w:rPr>
-        <w:t>1</w:t>
-      </w:r>
-      <w:r>
-        <w:rPr>
-          <w:rFonts w:ascii="Times New Roman" w:hAnsi="Times New Roman" w:eastAsia="Times New Roman" w:cs="Times New Roman"/>
-        </w:rPr>
-        <w:t>) = 24/10^(7.40−6.10) = 24/20 = 1.2 mmol/L。</w:t>
+      <m:oMath>
+        <m:oMathPr>
+          <m:ctrlPr>
+            <w:rPr>
+              <w:sz w:val="28"/>
+              <w:szCs w:val="28"/>
+            </w:rPr>
+          </m:ctrlPr>
+        </m:oMathPr>
+        <m:r>
+          <m:rPr>
+            <m:sty m:val="p"/>
+          </m:rPr>
+          <m:t>[</m:t>
+        </m:r>
+        <m:sSub>
+          <m:e>
+            <m:r>
+              <m:rPr>
+                <m:sty m:val="p"/>
+              </m:rPr>
+              <m:t>H</m:t>
+            </m:r>
+          </m:e>
+          <m:sub>
+            <m:r>
+              <m:rPr>
+                <m:sty m:val="p"/>
+              </m:rPr>
+              <m:t>2</m:t>
+            </m:r>
+          </m:sub>
+        </m:sSub>
+        <m:r>
+          <m:rPr>
+            <m:sty m:val="p"/>
+          </m:rPr>
+          <m:t>C</m:t>
+        </m:r>
+        <m:sSub>
+          <m:e>
+            <m:r>
+              <m:rPr>
+                <m:sty m:val="p"/>
+              </m:rPr>
+              <m:t>O</m:t>
+            </m:r>
+          </m:e>
+          <m:sub>
+            <m:r>
+              <m:rPr>
+                <m:sty m:val="p"/>
+              </m:rPr>
+              <m:t>3</m:t>
+            </m:r>
+          </m:sub>
+        </m:sSub>
+        <m:r>
+          <m:rPr>
+            <m:sty m:val="p"/>
+          </m:rPr>
+          <m:t>]</m:t>
+        </m:r>
+        <m:r>
+          <m:rPr>
+            <m:sty m:val="p"/>
+          </m:rPr>
+          <m:t>=</m:t>
+        </m:r>
+        <m:r>
+          <m:rPr>
+            <m:sty m:val="p"/>
+          </m:rPr>
+          <m:t>[</m:t>
+        </m:r>
+        <m:r>
+          <m:rPr>
+            <m:sty m:val="p"/>
+          </m:rPr>
+          <m:t>H</m:t>
+        </m:r>
+        <m:r>
+          <m:rPr>
+            <m:sty m:val="p"/>
+          </m:rPr>
+          <m:t>C</m:t>
+        </m:r>
+        <m:sSubSup>
+          <m:e>
+            <m:r>
+              <m:rPr>
+                <m:sty m:val="p"/>
+              </m:rPr>
+              <m:t>O</m:t>
+            </m:r>
+          </m:e>
+          <m:sub>
+            <m:r>
+              <m:rPr>
+                <m:sty m:val="p"/>
+              </m:rPr>
+              <m:t>3</m:t>
+            </m:r>
+          </m:sub>
+          <m:sup>
+            <m:r>
+              <m:rPr>
+                <m:sty m:val="p"/>
+              </m:rPr>
+              <m:t>−</m:t>
+            </m:r>
+          </m:sup>
+        </m:sSubSup>
+        <m:r>
+          <m:rPr>
+            <m:sty m:val="p"/>
+          </m:rPr>
+          <m:t>]</m:t>
+        </m:r>
+        <m:r>
+          <m:rPr>
+            <m:sty m:val="p"/>
+          </m:rPr>
+          <m:t>/</m:t>
+        </m:r>
+        <m:sSup>
+          <m:e>
+            <m:r>
+              <m:t>10</m:t>
+            </m:r>
+          </m:e>
+          <m:sup>
+            <m:r>
+              <m:rPr>
+                <m:sty m:val="p"/>
+              </m:rPr>
+              <m:t>p</m:t>
+            </m:r>
+            <m:r>
+              <m:rPr>
+                <m:sty m:val="p"/>
+              </m:rPr>
+              <m:t>H</m:t>
+            </m:r>
+            <m:r>
+              <m:rPr>
+                <m:sty m:val="p"/>
+              </m:rPr>
+              <m:t>−</m:t>
+            </m:r>
+            <m:r>
+              <m:rPr>
+                <m:sty m:val="p"/>
+              </m:rPr>
+              <m:t>p</m:t>
+            </m:r>
+            <m:sSub>
+              <m:e>
+                <m:r>
+                  <m:t>K</m:t>
+                </m:r>
+              </m:e>
+              <m:sub>
+                <m:r>
+                  <m:t>a</m:t>
+                </m:r>
+                <m:r>
+                  <m:t>1</m:t>
+                </m:r>
+              </m:sub>
+            </m:sSub>
+          </m:sup>
+        </m:sSup>
+        <m:r>
+          <m:rPr>
+            <m:sty m:val="p"/>
+          </m:rPr>
+          <m:t>=</m:t>
+        </m:r>
+        <m:r>
+          <m:t>24</m:t>
+        </m:r>
+        <m:r>
+          <m:rPr>
+            <m:sty m:val="p"/>
+          </m:rPr>
+          <m:t>/</m:t>
+        </m:r>
+        <m:sSup>
+          <m:e>
+            <m:r>
+              <m:t>10</m:t>
+            </m:r>
+          </m:e>
+          <m:sup>
+            <m:r>
+              <m:t>7.40</m:t>
+            </m:r>
+            <m:r>
+              <m:rPr>
+                <m:sty m:val="p"/>
+              </m:rPr>
+              <m:t>−</m:t>
+            </m:r>
+            <m:r>
+              <m:t>6.10</m:t>
+            </m:r>
+          </m:sup>
+        </m:sSup>
+        <m:r>
+          <m:rPr>
+            <m:sty m:val="p"/>
+          </m:rPr>
+          <m:t>=</m:t>
+        </m:r>
+        <m:r>
+          <m:t>24</m:t>
+        </m:r>
+        <m:r>
+          <m:rPr>
+            <m:sty m:val="p"/>
+          </m:rPr>
+          <m:t>/</m:t>
+        </m:r>
+        <m:r>
+          <m:t>20</m:t>
+        </m:r>
+        <m:r>
+          <m:rPr>
+            <m:sty m:val="p"/>
+          </m:rPr>
+          <m:t>=</m:t>
+        </m:r>
+        <m:r>
+          <m:t>1.2</m:t>
+        </m:r>
+        <m:r>
+          <m:t> </m:t>
+        </m:r>
+        <m:r>
+          <m:rPr>
+            <m:sty m:val="p"/>
+          </m:rPr>
+          <m:t>m</m:t>
+        </m:r>
+        <m:r>
+          <m:rPr>
+            <m:sty m:val="p"/>
+          </m:rPr>
+          <m:t>m</m:t>
+        </m:r>
+        <m:r>
+          <m:rPr>
+            <m:sty m:val="p"/>
+          </m:rPr>
+          <m:t>o</m:t>
+        </m:r>
+        <m:r>
+          <m:rPr>
+            <m:sty m:val="p"/>
+          </m:rPr>
+          <m:t>l</m:t>
+        </m:r>
+        <m:r>
+          <m:rPr>
+            <m:sty m:val="p"/>
+          </m:rPr>
+          <m:t>/</m:t>
+        </m:r>
+        <m:r>
+          <m:rPr>
+            <m:sty m:val="p"/>
+          </m:rPr>
+          <m:t>L</m:t>
+        </m:r>
+      </m:oMath>
+      <w:r>
+        <w:rPr>
+          <w:rFonts w:ascii="Times New Roman" w:hAnsi="Times New Roman" w:eastAsia="Times New Roman" w:cs="Times New Roman"/>
+        </w:rPr>
+        <w:t xml:space="preserve">。</w:t>
       </w:r>
       <w:r>
         <w:rPr>

--- a/06-学生侧材料/讲义/化学原理/酸碱理论-超级充实版（自学完整）.docx
+++ b/06-学生侧材料/讲义/化学原理/酸碱理论-超级充实版（自学完整）.docx
@@ -55430,7 +55430,7 @@
     <ns0:name ns0:val="Verbatim Char"/>
     <ns0:basedOn ns0:val="BodyTextChar"/>
     <ns0:rPr>
-      <ns0:rFonts ns0:ascii="Times New Roman" ns0:cs="Times New Roman" ns0:eastAsia="FangSong" ns0:hAnsi="Times New Roman"/>
+      <ns0:rFonts ns0:ascii="SimSun" ns0:hAnsi="SimSun" ns0:eastAsia="SimSun" ns0:cs="SimSun"/>
       <ns0:b ns0:val="0"/>
       <ns0:sz ns0:val="20"/>
     </ns0:rPr>
@@ -55500,7 +55500,7 @@
       <w:wordWrap w:val="off"/>
     </w:pPr>
     <ns0:rPr>
-      <w:rFonts ns0:ascii="Times New Roman" ns0:hAnsi="Times New Roman" ns0:eastAsia="FangSong" ns0:cs="Times New Roman"/>
+      <w:rFonts w:ascii="SimSun" w:hAnsi="SimSun" w:eastAsia="SimSun" w:cs="SimSun"/>
     </ns0:rPr>
   </w:style>
   <w:style w:type="character" w:customStyle="1" w:styleId="KeywordTok">
